--- a/briefings/线口监测午报-2026-10-22.docx
+++ b/briefings/线口监测午报-2026-10-22.docx
@@ -22,7 +22,7 @@
           <w:color w:val="888888"/>
           <w:sz w:val="18"/>
         </w:rPr>
-        <w:t>监测窗口:近48小时 | 生成时间:2026-10-22 12:55</w:t>
+        <w:t>监测窗口:近48小时 | 生成时间:2026-10-22 14:07</w:t>
       </w:r>
     </w:p>
     <w:p>
@@ -580,7 +580,7 @@
           <w:color w:val="888888"/>
           <w:sz w:val="24"/>
         </w:rPr>
-        <w:t>西门子医疗与英伟达官宣合作：用 AI 推进癌症诊疗，开发下一代自适应放疗</w:t>
+        <w:t>撬开万亿 AI 硬件市场，一副普通眼镜刚刚好</w:t>
       </w:r>
     </w:p>
     <w:p>
@@ -590,7 +590,7 @@
           <w:color w:val="888888"/>
           <w:sz w:val="18"/>
         </w:rPr>
-        <w:t>来源:IT之家 | 时间:10-22 09:28</w:t>
+        <w:t>来源:Bing新闻 | 时间:10-22 07:08</w:t>
       </w:r>
     </w:p>
     <w:p>
@@ -607,58 +607,7 @@
             <w:color w:val="0563C1"/>
             <w:u w:val="single"/>
           </w:rPr>
-          <w:t>西门子医疗与英伟达官宣合作：用 AI 推进癌症诊疗，开发下一代自适应放疗</w:t>
-        </w:r>
-      </w:hyperlink>
-    </w:p>
-    <w:p>
-      <w:pPr>
-        <w:pStyle w:val="Heading3"/>
-      </w:pPr>
-      <w:r>
-        <w:rPr>
-          <w:rFonts w:ascii="Times New Roman" w:hAnsi="Times New Roman" w:eastAsia="黑体"/>
-          <w:b w:val="0"/>
-          <w:color w:val="888888"/>
-          <w:sz w:val="24"/>
-        </w:rPr>
-        <w:t>【C级·参考】</w:t>
-      </w:r>
-      <w:r>
-        <w:rPr>
-          <w:rFonts w:ascii="Times New Roman" w:hAnsi="Times New Roman" w:eastAsia="黑体"/>
-          <w:b w:val="0"/>
-          <w:color w:val="888888"/>
-          <w:sz w:val="24"/>
-        </w:rPr>
-        <w:t>Hey OnStar 登场：通用汽车推出 OnStar AI，能看懂车辆、听懂车主表述</w:t>
-      </w:r>
-    </w:p>
-    <w:p>
-      <w:r>
-        <w:rPr>
-          <w:rFonts w:ascii="Times New Roman" w:hAnsi="Times New Roman" w:eastAsia="宋体"/>
-          <w:color w:val="888888"/>
-          <w:sz w:val="18"/>
-        </w:rPr>
-        <w:t>来源:IT之家 | 时间:10-22 09:15</w:t>
-      </w:r>
-    </w:p>
-    <w:p>
-      <w:r>
-        <w:rPr>
-          <w:rFonts w:ascii="Times New Roman" w:hAnsi="Times New Roman" w:eastAsia="宋体"/>
-          <w:sz w:val="18"/>
-        </w:rPr>
-        <w:t>链接:</w:t>
-      </w:r>
-      <w:hyperlink r:id="rId20">
-        <w:r>
-          <w:rPr>
-            <w:color w:val="0563C1"/>
-            <w:u w:val="single"/>
-          </w:rPr>
-          <w:t>Hey OnStar 登场：通用汽车推出 OnStar AI，能看懂车辆、听懂车主表述</w:t>
+          <w:t>撬开万亿 AI 硬件市场，一副普通眼镜刚刚好</w:t>
         </w:r>
       </w:hyperlink>
     </w:p>
@@ -703,13 +652,115 @@
         </w:rPr>
         <w:t>链接:</w:t>
       </w:r>
+      <w:hyperlink r:id="rId20">
+        <w:r>
+          <w:rPr>
+            <w:color w:val="0563C1"/>
+            <w:u w:val="single"/>
+          </w:rPr>
+          <w:t>智能眼镜的时尚化转向：AI技术正学会“隐形”</w:t>
+        </w:r>
+      </w:hyperlink>
+    </w:p>
+    <w:p>
+      <w:pPr>
+        <w:pStyle w:val="Heading3"/>
+      </w:pPr>
+      <w:r>
+        <w:rPr>
+          <w:rFonts w:ascii="Times New Roman" w:hAnsi="Times New Roman" w:eastAsia="黑体"/>
+          <w:b w:val="0"/>
+          <w:color w:val="888888"/>
+          <w:sz w:val="24"/>
+        </w:rPr>
+        <w:t>【C级·参考】</w:t>
+      </w:r>
+      <w:r>
+        <w:rPr>
+          <w:rFonts w:ascii="Times New Roman" w:hAnsi="Times New Roman" w:eastAsia="黑体"/>
+          <w:b w:val="0"/>
+          <w:color w:val="888888"/>
+          <w:sz w:val="24"/>
+        </w:rPr>
+        <w:t>端侧AI爆发前夜，巨头们把“赌注”押在智能眼镜上</w:t>
+      </w:r>
+    </w:p>
+    <w:p>
+      <w:r>
+        <w:rPr>
+          <w:rFonts w:ascii="Times New Roman" w:hAnsi="Times New Roman" w:eastAsia="宋体"/>
+          <w:color w:val="888888"/>
+          <w:sz w:val="18"/>
+        </w:rPr>
+        <w:t>来源:Bing新闻 | 时间:10-22 00:13</w:t>
+      </w:r>
+    </w:p>
+    <w:p>
+      <w:r>
+        <w:rPr>
+          <w:rFonts w:ascii="Times New Roman" w:hAnsi="Times New Roman" w:eastAsia="宋体"/>
+          <w:sz w:val="18"/>
+        </w:rPr>
+        <w:t>链接:</w:t>
+      </w:r>
       <w:hyperlink r:id="rId21">
         <w:r>
           <w:rPr>
             <w:color w:val="0563C1"/>
             <w:u w:val="single"/>
           </w:rPr>
-          <w:t>智能眼镜的时尚化转向：AI技术正学会“隐形”</w:t>
+          <w:t>端侧AI爆发前夜，巨头们把“赌注”押在智能眼镜上</w:t>
+        </w:r>
+      </w:hyperlink>
+    </w:p>
+    <w:p>
+      <w:pPr>
+        <w:pStyle w:val="Heading3"/>
+      </w:pPr>
+      <w:r>
+        <w:rPr>
+          <w:rFonts w:ascii="Times New Roman" w:hAnsi="Times New Roman" w:eastAsia="黑体"/>
+          <w:b w:val="0"/>
+          <w:color w:val="888888"/>
+          <w:sz w:val="24"/>
+        </w:rPr>
+        <w:t>【C级·参考】</w:t>
+      </w:r>
+      <w:r>
+        <w:rPr>
+          <w:rFonts w:ascii="Times New Roman" w:hAnsi="Times New Roman" w:eastAsia="黑体"/>
+          <w:b w:val="0"/>
+          <w:color w:val="888888"/>
+          <w:sz w:val="24"/>
+        </w:rPr>
+        <w:t>AI眼镜与XR需求爆发，视涯科技前三季营收增346%</w:t>
+      </w:r>
+    </w:p>
+    <w:p>
+      <w:r>
+        <w:rPr>
+          <w:rFonts w:ascii="Times New Roman" w:hAnsi="Times New Roman" w:eastAsia="宋体"/>
+          <w:color w:val="888888"/>
+          <w:sz w:val="18"/>
+        </w:rPr>
+        <w:t>来源:Bing新闻 | 时间:10-21 23:21</w:t>
+      </w:r>
+    </w:p>
+    <w:p>
+      <w:r>
+        <w:rPr>
+          <w:rFonts w:ascii="Times New Roman" w:hAnsi="Times New Roman" w:eastAsia="宋体"/>
+          <w:sz w:val="18"/>
+        </w:rPr>
+        <w:t>链接:</w:t>
+      </w:r>
+      <w:hyperlink r:id="rId22">
+        <w:r>
+          <w:rPr>
+            <w:color w:val="0563C1"/>
+            <w:u w:val="single"/>
+          </w:rPr>
+          <w:t>AI眼镜与XR需求爆发，视涯科技前三季营收增346%</w:t>
         </w:r>
       </w:hyperlink>
     </w:p>
@@ -743,7 +794,7 @@
           <w:color w:val="888888"/>
           <w:sz w:val="18"/>
         </w:rPr>
-        <w:t>来源:Bing新闻 | 时间:10-22 01:00</w:t>
+        <w:t>来源:Bing新闻 | 时间:10-21 22:03</w:t>
       </w:r>
     </w:p>
     <w:p>
@@ -754,7 +805,7 @@
         </w:rPr>
         <w:t>链接:</w:t>
       </w:r>
-      <w:hyperlink r:id="rId22">
+      <w:hyperlink r:id="rId23">
         <w:r>
           <w:rPr>
             <w:color w:val="0563C1"/>
@@ -805,13 +856,64 @@
         </w:rPr>
         <w:t>链接:</w:t>
       </w:r>
-      <w:hyperlink r:id="rId23">
+      <w:hyperlink r:id="rId24">
         <w:r>
           <w:rPr>
             <w:color w:val="0563C1"/>
             <w:u w:val="single"/>
           </w:rPr>
           <w:t>OpenAI models are coming to Google Cloud</w:t>
+        </w:r>
+      </w:hyperlink>
+    </w:p>
+    <w:p>
+      <w:pPr>
+        <w:pStyle w:val="Heading3"/>
+      </w:pPr>
+      <w:r>
+        <w:rPr>
+          <w:rFonts w:ascii="Times New Roman" w:hAnsi="Times New Roman" w:eastAsia="黑体"/>
+          <w:b w:val="0"/>
+          <w:color w:val="888888"/>
+          <w:sz w:val="24"/>
+        </w:rPr>
+        <w:t>【C级·参考】</w:t>
+      </w:r>
+      <w:r>
+        <w:rPr>
+          <w:rFonts w:ascii="Times New Roman" w:hAnsi="Times New Roman" w:eastAsia="黑体"/>
+          <w:b w:val="0"/>
+          <w:color w:val="888888"/>
+          <w:sz w:val="24"/>
+        </w:rPr>
+        <w:t>“AI垃圾横行”？8200款游戏冲爆Steam新品节，“玩家不满、开发者担忧”</w:t>
+      </w:r>
+    </w:p>
+    <w:p>
+      <w:r>
+        <w:rPr>
+          <w:rFonts w:ascii="Times New Roman" w:hAnsi="Times New Roman" w:eastAsia="宋体"/>
+          <w:color w:val="888888"/>
+          <w:sz w:val="18"/>
+        </w:rPr>
+        <w:t>来源:GameLook | 时间:10-21 09:39</w:t>
+      </w:r>
+    </w:p>
+    <w:p>
+      <w:r>
+        <w:rPr>
+          <w:rFonts w:ascii="Times New Roman" w:hAnsi="Times New Roman" w:eastAsia="宋体"/>
+          <w:sz w:val="18"/>
+        </w:rPr>
+        <w:t>链接:</w:t>
+      </w:r>
+      <w:hyperlink r:id="rId25">
+        <w:r>
+          <w:rPr>
+            <w:color w:val="0563C1"/>
+            <w:u w:val="single"/>
+          </w:rPr>
+          <w:t>“AI垃圾横行”？8200款游戏冲爆Steam新品节，“玩家不满、开发者担忧”</w:t>
         </w:r>
       </w:hyperlink>
     </w:p>
@@ -868,7 +970,7 @@
         </w:rPr>
         <w:t>链接:</w:t>
       </w:r>
-      <w:hyperlink r:id="rId24">
+      <w:hyperlink r:id="rId26">
         <w:r>
           <w:rPr>
             <w:color w:val="0563C1"/>
@@ -919,7 +1021,7 @@
         </w:rPr>
         <w:t>链接:</w:t>
       </w:r>
-      <w:hyperlink r:id="rId25">
+      <w:hyperlink r:id="rId27">
         <w:r>
           <w:rPr>
             <w:color w:val="0563C1"/>
@@ -970,7 +1072,7 @@
         </w:rPr>
         <w:t>链接:</w:t>
       </w:r>
-      <w:hyperlink r:id="rId26">
+      <w:hyperlink r:id="rId28">
         <w:r>
           <w:rPr>
             <w:color w:val="0563C1"/>
@@ -1033,64 +1135,13 @@
         </w:rPr>
         <w:t>链接:</w:t>
       </w:r>
-      <w:hyperlink r:id="rId27">
+      <w:hyperlink r:id="rId29">
         <w:r>
           <w:rPr>
             <w:color w:val="0563C1"/>
             <w:u w:val="single"/>
           </w:rPr>
           <w:t>工信部郭守刚：L3 级自动驾驶产品第二批准入试点工作正在进行</w:t>
-        </w:r>
-      </w:hyperlink>
-    </w:p>
-    <w:p>
-      <w:pPr>
-        <w:pStyle w:val="Heading3"/>
-      </w:pPr>
-      <w:r>
-        <w:rPr>
-          <w:rFonts w:ascii="Times New Roman" w:hAnsi="Times New Roman" w:eastAsia="黑体"/>
-          <w:b w:val="0"/>
-          <w:color w:val="888888"/>
-          <w:sz w:val="24"/>
-        </w:rPr>
-        <w:t>【C级·参考】</w:t>
-      </w:r>
-      <w:r>
-        <w:rPr>
-          <w:rFonts w:ascii="Times New Roman" w:hAnsi="Times New Roman" w:eastAsia="黑体"/>
-          <w:b w:val="0"/>
-          <w:color w:val="888888"/>
-          <w:sz w:val="24"/>
-        </w:rPr>
-        <w:t>特斯拉：预计明年二季度让车主车辆接入自动驾驶出租车车队</w:t>
-      </w:r>
-    </w:p>
-    <w:p>
-      <w:r>
-        <w:rPr>
-          <w:rFonts w:ascii="Times New Roman" w:hAnsi="Times New Roman" w:eastAsia="宋体"/>
-          <w:color w:val="888888"/>
-          <w:sz w:val="18"/>
-        </w:rPr>
-        <w:t>来源:IT之家 | 时间:10-22 09:38</w:t>
-      </w:r>
-    </w:p>
-    <w:p>
-      <w:r>
-        <w:rPr>
-          <w:rFonts w:ascii="Times New Roman" w:hAnsi="Times New Roman" w:eastAsia="宋体"/>
-          <w:sz w:val="18"/>
-        </w:rPr>
-        <w:t>链接:</w:t>
-      </w:r>
-      <w:hyperlink r:id="rId28">
-        <w:r>
-          <w:rPr>
-            <w:color w:val="0563C1"/>
-            <w:u w:val="single"/>
-          </w:rPr>
-          <w:t>特斯拉：预计明年二季度让车主车辆接入自动驾驶出租车车队</w:t>
         </w:r>
       </w:hyperlink>
     </w:p>
@@ -1164,7 +1215,7 @@
         </w:rPr>
         <w:t>链接:</w:t>
       </w:r>
-      <w:hyperlink r:id="rId29">
+      <w:hyperlink r:id="rId30">
         <w:r>
           <w:rPr>
             <w:color w:val="0563C1"/>
@@ -1215,7 +1266,7 @@
         </w:rPr>
         <w:t>链接:</w:t>
       </w:r>
-      <w:hyperlink r:id="rId30">
+      <w:hyperlink r:id="rId31">
         <w:r>
           <w:rPr>
             <w:color w:val="0563C1"/>
@@ -1266,7 +1317,7 @@
         </w:rPr>
         <w:t>链接:</w:t>
       </w:r>
-      <w:hyperlink r:id="rId31">
+      <w:hyperlink r:id="rId32">
         <w:r>
           <w:rPr>
             <w:color w:val="0563C1"/>
@@ -1317,7 +1368,7 @@
         </w:rPr>
         <w:t>链接:</w:t>
       </w:r>
-      <w:hyperlink r:id="rId32">
+      <w:hyperlink r:id="rId33">
         <w:r>
           <w:rPr>
             <w:color w:val="0563C1"/>
@@ -1368,7 +1419,7 @@
         </w:rPr>
         <w:t>链接:</w:t>
       </w:r>
-      <w:hyperlink r:id="rId33">
+      <w:hyperlink r:id="rId34">
         <w:r>
           <w:rPr>
             <w:color w:val="0563C1"/>
@@ -1419,7 +1470,7 @@
         </w:rPr>
         <w:t>链接:</w:t>
       </w:r>
-      <w:hyperlink r:id="rId34">
+      <w:hyperlink r:id="rId35">
         <w:r>
           <w:rPr>
             <w:color w:val="0563C1"/>
@@ -1470,64 +1521,13 @@
         </w:rPr>
         <w:t>链接:</w:t>
       </w:r>
-      <w:hyperlink r:id="rId35">
+      <w:hyperlink r:id="rId36">
         <w:r>
           <w:rPr>
             <w:color w:val="0563C1"/>
             <w:u w:val="single"/>
           </w:rPr>
           <w:t>吹哥亲述“疯狂十年”！自研语言、自研引擎、烧光2亿，“下款游戏会容易点”</w:t>
-        </w:r>
-      </w:hyperlink>
-    </w:p>
-    <w:p>
-      <w:pPr>
-        <w:pStyle w:val="Heading3"/>
-      </w:pPr>
-      <w:r>
-        <w:rPr>
-          <w:rFonts w:ascii="Times New Roman" w:hAnsi="Times New Roman" w:eastAsia="黑体"/>
-          <w:b w:val="0"/>
-          <w:color w:val="888888"/>
-          <w:sz w:val="24"/>
-        </w:rPr>
-        <w:t>【C级·参考】</w:t>
-      </w:r>
-      <w:r>
-        <w:rPr>
-          <w:rFonts w:ascii="Times New Roman" w:hAnsi="Times New Roman" w:eastAsia="黑体"/>
-          <w:b w:val="0"/>
-          <w:color w:val="888888"/>
-          <w:sz w:val="24"/>
-        </w:rPr>
-        <w:t>拳头游戏虚拟女团 K/DA 回归，《FIRESTARTER》（燃）迷你专辑上线</w:t>
-      </w:r>
-    </w:p>
-    <w:p>
-      <w:r>
-        <w:rPr>
-          <w:rFonts w:ascii="Times New Roman" w:hAnsi="Times New Roman" w:eastAsia="宋体"/>
-          <w:color w:val="888888"/>
-          <w:sz w:val="18"/>
-        </w:rPr>
-        <w:t>来源:IT之家 | 时间:10-22 09:39</w:t>
-      </w:r>
-    </w:p>
-    <w:p>
-      <w:r>
-        <w:rPr>
-          <w:rFonts w:ascii="Times New Roman" w:hAnsi="Times New Roman" w:eastAsia="宋体"/>
-          <w:sz w:val="18"/>
-        </w:rPr>
-        <w:t>链接:</w:t>
-      </w:r>
-      <w:hyperlink r:id="rId36">
-        <w:r>
-          <w:rPr>
-            <w:color w:val="0563C1"/>
-            <w:u w:val="single"/>
-          </w:rPr>
-          <w:t>拳头游戏虚拟女团 K/DA 回归，《FIRESTARTER》（燃）迷你专辑上线</w:t>
         </w:r>
       </w:hyperlink>
     </w:p>
@@ -1614,7 +1614,7 @@
           <w:color w:val="888888"/>
           <w:sz w:val="24"/>
         </w:rPr>
-        <w:t>Bose 收购“骷髅头”Skullcandy：瞄准年轻消费群体，拥抱街头潮流文化</w:t>
+        <w:t>3999 → 2561 元：海信 3A 原画显示器 G7 Ultra 27 款国补直降，2304 背光分区</w:t>
       </w:r>
     </w:p>
     <w:p>
@@ -1624,7 +1624,7 @@
           <w:color w:val="888888"/>
           <w:sz w:val="18"/>
         </w:rPr>
-        <w:t>来源:IT之家 | 时间:10-22 09:30</w:t>
+        <w:t>来源:IT之家 | 时间:10-22 13:58</w:t>
       </w:r>
     </w:p>
     <w:p>
@@ -1641,7 +1641,7 @@
             <w:color w:val="0563C1"/>
             <w:u w:val="single"/>
           </w:rPr>
-          <w:t>Bose 收购“骷髅头”Skullcandy：瞄准年轻消费群体，拥抱街头潮流文化</w:t>
+          <w:t>3999 → 2561 元：海信 3A 原画显示器 G7 Ultra 27 款国补直降，2304 背光分区</w:t>
         </w:r>
       </w:hyperlink>
     </w:p>
@@ -1671,7 +1671,7 @@
           <w:rFonts w:ascii="Times New Roman" w:hAnsi="Times New Roman" w:eastAsia="宋体"/>
           <w:sz w:val="18"/>
         </w:rPr>
-        <w:t>IT之家(60)、GameLook(17)、HackerNews(3)、Bing新闻(7)</w:t>
+        <w:t>IT之家(60)、GameLook(17)、HackerNews(3)、Bing新闻(9)</w:t>
       </w:r>
     </w:p>
     <w:p>

--- a/briefings/线口监测午报-2026-10-22.docx
+++ b/briefings/线口监测午报-2026-10-22.docx
@@ -22,7 +22,7 @@
           <w:color w:val="888888"/>
           <w:sz w:val="18"/>
         </w:rPr>
-        <w:t>监测窗口:近48小时 | 生成时间:2026-10-22 14:07</w:t>
+        <w:t>监测窗口:近48小时 | 生成时间:2026-10-22 20:54</w:t>
       </w:r>
     </w:p>
     <w:p>
@@ -70,7 +70,7 @@
           <w:color w:val="888888"/>
           <w:sz w:val="24"/>
         </w:rPr>
-        <w:t>谷歌 CEO 皮查伊：AI 智能体的优势，是每周 7 天、每天 24 小时不间断工作</w:t>
+        <w:t>“卡比之父”樱井政博：AI 催生大量模仿游戏，真正具备创造力的开发者将变得更加重要</w:t>
       </w:r>
     </w:p>
     <w:p>
@@ -80,7 +80,7 @@
           <w:color w:val="888888"/>
           <w:sz w:val="18"/>
         </w:rPr>
-        <w:t>来源:IT之家 | 时间:10-22 12:24</w:t>
+        <w:t>来源:IT之家 | 时间:10-22 19:24</w:t>
       </w:r>
     </w:p>
     <w:p>
@@ -97,7 +97,7 @@
             <w:color w:val="0563C1"/>
             <w:u w:val="single"/>
           </w:rPr>
-          <w:t>谷歌 CEO 皮查伊：AI 智能体的优势，是每周 7 天、每天 24 小时不间断工作</w:t>
+          <w:t>“卡比之父”樱井政博：AI 催生大量模仿游戏，真正具备创造力的开发者将变得更加重要</w:t>
         </w:r>
       </w:hyperlink>
     </w:p>
@@ -121,7 +121,7 @@
           <w:color w:val="888888"/>
           <w:sz w:val="24"/>
         </w:rPr>
-        <w:t>宇树科技王兴兴：目前物理 AI 已经看到被击穿的苗头</w:t>
+        <w:t>Several Linux kernel vulnerabilities accidentally posted to public mailing list</w:t>
       </w:r>
     </w:p>
     <w:p>
@@ -131,7 +131,7 @@
           <w:color w:val="888888"/>
           <w:sz w:val="18"/>
         </w:rPr>
-        <w:t>来源:IT之家 | 时间:10-22 11:53</w:t>
+        <w:t>来源:Hacker News | 时间:10-22 19:12</w:t>
       </w:r>
     </w:p>
     <w:p>
@@ -148,7 +148,7 @@
             <w:color w:val="0563C1"/>
             <w:u w:val="single"/>
           </w:rPr>
-          <w:t>宇树科技王兴兴：目前物理 AI 已经看到被击穿的苗头</w:t>
+          <w:t>Several Linux kernel vulnerabilities accidentally posted to public mailing list</w:t>
         </w:r>
       </w:hyperlink>
     </w:p>
@@ -172,7 +172,7 @@
           <w:color w:val="888888"/>
           <w:sz w:val="24"/>
         </w:rPr>
-        <w:t>王腾详解今日宜休 ISHO iFlow AI 温控系统：无感监测、智能控温、双区独立</w:t>
+        <w:t>AMD 谈锐龙 9 9950X3D2：游戏应用尚不足以支撑双 3D V-Cache 需求，但 AI 使其变为可行</w:t>
       </w:r>
     </w:p>
     <w:p>
@@ -182,7 +182,7 @@
           <w:color w:val="888888"/>
           <w:sz w:val="18"/>
         </w:rPr>
-        <w:t>来源:IT之家 | 时间:10-22 11:52</w:t>
+        <w:t>来源:IT之家 | 时间:10-22 18:41</w:t>
       </w:r>
     </w:p>
     <w:p>
@@ -199,7 +199,7 @@
             <w:color w:val="0563C1"/>
             <w:u w:val="single"/>
           </w:rPr>
-          <w:t>王腾详解今日宜休 ISHO iFlow AI 温控系统：无感监测、智能控温、双区独立</w:t>
+          <w:t>AMD 谈锐龙 9 9950X3D2：游戏应用尚不足以支撑双 3D V-Cache 需求，但 AI 使其变为可行</w:t>
         </w:r>
       </w:hyperlink>
     </w:p>
@@ -223,7 +223,7 @@
           <w:color w:val="888888"/>
           <w:sz w:val="24"/>
         </w:rPr>
-        <w:t>英伟达黄仁勋：GPU 寿命可达 8 年以上，AI 正在改写硬件折旧规则</w:t>
+        <w:t>华硕破晓 Air 轻薄商务本体验：第三代英特尔酷睿一体化机身质感精良，性能能效出众</w:t>
       </w:r>
     </w:p>
     <w:p>
@@ -233,7 +233,7 @@
           <w:color w:val="888888"/>
           <w:sz w:val="18"/>
         </w:rPr>
-        <w:t>来源:IT之家 | 时间:10-22 11:44</w:t>
+        <w:t>来源:IT之家 | 时间:10-22 17:27</w:t>
       </w:r>
     </w:p>
     <w:p>
@@ -250,7 +250,7 @@
             <w:color w:val="0563C1"/>
             <w:u w:val="single"/>
           </w:rPr>
-          <w:t>英伟达黄仁勋：GPU 寿命可达 8 年以上，AI 正在改写硬件折旧规则</w:t>
+          <w:t>华硕破晓 Air 轻薄商务本体验：第三代英特尔酷睿一体化机身质感精良，性能能效出众</w:t>
         </w:r>
       </w:hyperlink>
     </w:p>
@@ -274,7 +274,7 @@
           <w:color w:val="888888"/>
           <w:sz w:val="24"/>
         </w:rPr>
-        <w:t>曾暴涨 7 倍，大模型企业 MiniMax 股价跌破 IPO 发行价</w:t>
+        <w:t>华硕破晓 Air 轻薄商务本图赏：第三代英特尔酷睿 +CNC 一体化机身，颜值和质感兼备</w:t>
       </w:r>
     </w:p>
     <w:p>
@@ -284,7 +284,7 @@
           <w:color w:val="888888"/>
           <w:sz w:val="18"/>
         </w:rPr>
-        <w:t>来源:IT之家 | 时间:10-22 11:12</w:t>
+        <w:t>来源:IT之家 | 时间:10-22 17:15</w:t>
       </w:r>
     </w:p>
     <w:p>
@@ -301,7 +301,7 @@
             <w:color w:val="0563C1"/>
             <w:u w:val="single"/>
           </w:rPr>
-          <w:t>曾暴涨 7 倍，大模型企业 MiniMax 股价跌破 IPO 发行价</w:t>
+          <w:t>华硕破晓 Air 轻薄商务本图赏：第三代英特尔酷睿 +CNC 一体化机身，颜值和质感兼备</w:t>
         </w:r>
       </w:hyperlink>
     </w:p>
@@ -325,7 +325,7 @@
           <w:color w:val="888888"/>
           <w:sz w:val="24"/>
         </w:rPr>
-        <w:t>向硅谷巨头发起挑战，消息称 DeepSeek 最新一轮融资筹集近千亿元</w:t>
+        <w:t>王兴兴明确宇树未来三大布局方向，将每年投入数千万元举办世界物理 AI 大赛</w:t>
       </w:r>
     </w:p>
     <w:p>
@@ -335,7 +335,7 @@
           <w:color w:val="888888"/>
           <w:sz w:val="18"/>
         </w:rPr>
-        <w:t>来源:IT之家 | 时间:10-22 11:00</w:t>
+        <w:t>来源:IT之家 | 时间:10-22 16:52</w:t>
       </w:r>
     </w:p>
     <w:p>
@@ -352,7 +352,7 @@
             <w:color w:val="0563C1"/>
             <w:u w:val="single"/>
           </w:rPr>
-          <w:t>向硅谷巨头发起挑战，消息称 DeepSeek 最新一轮融资筹集近千亿元</w:t>
+          <w:t>王兴兴明确宇树未来三大布局方向，将每年投入数千万元举办世界物理 AI 大赛</w:t>
         </w:r>
       </w:hyperlink>
     </w:p>
@@ -376,7 +376,7 @@
           <w:color w:val="888888"/>
           <w:sz w:val="24"/>
         </w:rPr>
-        <w:t>特朗普给 AI 数据中心“开药方”：想落地，先给社区分红</w:t>
+        <w:t>Jailbreaking the Switch 2</w:t>
       </w:r>
     </w:p>
     <w:p>
@@ -386,7 +386,7 @@
           <w:color w:val="888888"/>
           <w:sz w:val="18"/>
         </w:rPr>
-        <w:t>来源:IT之家 | 时间:10-22 10:51</w:t>
+        <w:t>来源:Hacker News | 时间:10-22 16:01</w:t>
       </w:r>
     </w:p>
     <w:p>
@@ -403,7 +403,7 @@
             <w:color w:val="0563C1"/>
             <w:u w:val="single"/>
           </w:rPr>
-          <w:t>特朗普给 AI 数据中心“开药方”：想落地，先给社区分红</w:t>
+          <w:t>Jailbreaking the Switch 2</w:t>
         </w:r>
       </w:hyperlink>
     </w:p>
@@ -427,7 +427,7 @@
           <w:color w:val="888888"/>
           <w:sz w:val="24"/>
         </w:rPr>
-        <w:t>AI 的力量：SpaceX、Anthropic、英伟达助力科技股摆脱低迷</w:t>
+        <w:t>OpenAI CLI</w:t>
       </w:r>
     </w:p>
     <w:p>
@@ -437,7 +437,7 @@
           <w:color w:val="888888"/>
           <w:sz w:val="18"/>
         </w:rPr>
-        <w:t>来源:IT之家 | 时间:10-22 10:31</w:t>
+        <w:t>来源:Hacker News | 时间:10-22 13:23</w:t>
       </w:r>
     </w:p>
     <w:p>
@@ -454,7 +454,7 @@
             <w:color w:val="0563C1"/>
             <w:u w:val="single"/>
           </w:rPr>
-          <w:t>AI 的力量：SpaceX、Anthropic、英伟达助力科技股摆脱低迷</w:t>
+          <w:t>OpenAI CLI</w:t>
         </w:r>
       </w:hyperlink>
     </w:p>
@@ -478,7 +478,7 @@
           <w:color w:val="888888"/>
           <w:sz w:val="24"/>
         </w:rPr>
-        <w:t>路透社：特斯拉 AI 转型承压，2026 全年支出目标降幅约 20%</w:t>
+        <w:t>极米一周“三连击”：AURA 3众筹23小时破1500万美元，AI眼镜开售、入股机器人公司</w:t>
       </w:r>
     </w:p>
     <w:p>
@@ -488,7 +488,7 @@
           <w:color w:val="888888"/>
           <w:sz w:val="18"/>
         </w:rPr>
-        <w:t>来源:IT之家 | 时间:10-22 09:46</w:t>
+        <w:t>来源:Bing新闻 | 时间:10-22 12:02</w:t>
       </w:r>
     </w:p>
     <w:p>
@@ -505,7 +505,58 @@
             <w:color w:val="0563C1"/>
             <w:u w:val="single"/>
           </w:rPr>
-          <w:t>路透社：特斯拉 AI 转型承压，2026 全年支出目标降幅约 20%</w:t>
+          <w:t>极米一周“三连击”：AURA 3众筹23小时破1500万美元，AI眼镜开售、入股机器人公司</w:t>
+        </w:r>
+      </w:hyperlink>
+    </w:p>
+    <w:p>
+      <w:pPr>
+        <w:pStyle w:val="Heading3"/>
+      </w:pPr>
+      <w:r>
+        <w:rPr>
+          <w:rFonts w:ascii="Times New Roman" w:hAnsi="Times New Roman" w:eastAsia="黑体"/>
+          <w:b w:val="0"/>
+          <w:color w:val="888888"/>
+          <w:sz w:val="24"/>
+        </w:rPr>
+        <w:t>【C级·参考】</w:t>
+      </w:r>
+      <w:r>
+        <w:rPr>
+          <w:rFonts w:ascii="Times New Roman" w:hAnsi="Times New Roman" w:eastAsia="黑体"/>
+          <w:b w:val="0"/>
+          <w:color w:val="888888"/>
+          <w:sz w:val="24"/>
+        </w:rPr>
+        <w:t>WorldTUI: I trained a 360M model to pretend to be a terminal</w:t>
+      </w:r>
+    </w:p>
+    <w:p>
+      <w:r>
+        <w:rPr>
+          <w:rFonts w:ascii="Times New Roman" w:hAnsi="Times New Roman" w:eastAsia="宋体"/>
+          <w:color w:val="888888"/>
+          <w:sz w:val="18"/>
+        </w:rPr>
+        <w:t>来源:Hacker News | 时间:10-22 10:18</w:t>
+      </w:r>
+    </w:p>
+    <w:p>
+      <w:r>
+        <w:rPr>
+          <w:rFonts w:ascii="Times New Roman" w:hAnsi="Times New Roman" w:eastAsia="宋体"/>
+          <w:sz w:val="18"/>
+        </w:rPr>
+        <w:t>链接:</w:t>
+      </w:r>
+      <w:hyperlink r:id="rId18">
+        <w:r>
+          <w:rPr>
+            <w:color w:val="0563C1"/>
+            <w:u w:val="single"/>
+          </w:rPr>
+          <w:t>WorldTUI: I trained a 360M model to pretend to be a terminal</w:t>
         </w:r>
       </w:hyperlink>
     </w:p>
@@ -550,13 +601,115 @@
         </w:rPr>
         <w:t>链接:</w:t>
       </w:r>
-      <w:hyperlink r:id="rId18">
+      <w:hyperlink r:id="rId19">
         <w:r>
           <w:rPr>
             <w:color w:val="0563C1"/>
             <w:u w:val="single"/>
           </w:rPr>
           <w:t>游戏人道心破碎：“三年的活、AI一天干完”，全球最大游戏反编译平台关站！</w:t>
+        </w:r>
+      </w:hyperlink>
+    </w:p>
+    <w:p>
+      <w:pPr>
+        <w:pStyle w:val="Heading3"/>
+      </w:pPr>
+      <w:r>
+        <w:rPr>
+          <w:rFonts w:ascii="Times New Roman" w:hAnsi="Times New Roman" w:eastAsia="黑体"/>
+          <w:b w:val="0"/>
+          <w:color w:val="888888"/>
+          <w:sz w:val="24"/>
+        </w:rPr>
+        <w:t>【C级·参考】</w:t>
+      </w:r>
+      <w:r>
+        <w:rPr>
+          <w:rFonts w:ascii="Times New Roman" w:hAnsi="Times New Roman" w:eastAsia="黑体"/>
+          <w:b w:val="0"/>
+          <w:color w:val="888888"/>
+          <w:sz w:val="24"/>
+        </w:rPr>
+        <w:t>千问AI硬件：一副眼镜的「越界」，与一个Agent的野心</w:t>
+      </w:r>
+    </w:p>
+    <w:p>
+      <w:r>
+        <w:rPr>
+          <w:rFonts w:ascii="Times New Roman" w:hAnsi="Times New Roman" w:eastAsia="宋体"/>
+          <w:color w:val="888888"/>
+          <w:sz w:val="18"/>
+        </w:rPr>
+        <w:t>来源:Bing新闻 | 时间:10-22 09:14</w:t>
+      </w:r>
+    </w:p>
+    <w:p>
+      <w:r>
+        <w:rPr>
+          <w:rFonts w:ascii="Times New Roman" w:hAnsi="Times New Roman" w:eastAsia="宋体"/>
+          <w:sz w:val="18"/>
+        </w:rPr>
+        <w:t>链接:</w:t>
+      </w:r>
+      <w:hyperlink r:id="rId20">
+        <w:r>
+          <w:rPr>
+            <w:color w:val="0563C1"/>
+            <w:u w:val="single"/>
+          </w:rPr>
+          <w:t>千问AI硬件：一副眼镜的「越界」，与一个Agent的野心</w:t>
+        </w:r>
+      </w:hyperlink>
+    </w:p>
+    <w:p>
+      <w:pPr>
+        <w:pStyle w:val="Heading3"/>
+      </w:pPr>
+      <w:r>
+        <w:rPr>
+          <w:rFonts w:ascii="Times New Roman" w:hAnsi="Times New Roman" w:eastAsia="黑体"/>
+          <w:b w:val="0"/>
+          <w:color w:val="888888"/>
+          <w:sz w:val="24"/>
+        </w:rPr>
+        <w:t>【C级·参考】</w:t>
+      </w:r>
+      <w:r>
+        <w:rPr>
+          <w:rFonts w:ascii="Times New Roman" w:hAnsi="Times New Roman" w:eastAsia="黑体"/>
+          <w:b w:val="0"/>
+          <w:color w:val="888888"/>
+          <w:sz w:val="24"/>
+        </w:rPr>
+        <w:t>华为 AI 眼镜获 HarmonyOS 6.0.0.159 SP5 升级：新增头动支付等功能，连续录像时长提升至 5 分钟</w:t>
+      </w:r>
+    </w:p>
+    <w:p>
+      <w:r>
+        <w:rPr>
+          <w:rFonts w:ascii="Times New Roman" w:hAnsi="Times New Roman" w:eastAsia="宋体"/>
+          <w:color w:val="888888"/>
+          <w:sz w:val="18"/>
+        </w:rPr>
+        <w:t>来源:Bing新闻 | 时间:10-22 08:03</w:t>
+      </w:r>
+    </w:p>
+    <w:p>
+      <w:r>
+        <w:rPr>
+          <w:rFonts w:ascii="Times New Roman" w:hAnsi="Times New Roman" w:eastAsia="宋体"/>
+          <w:sz w:val="18"/>
+        </w:rPr>
+        <w:t>链接:</w:t>
+      </w:r>
+      <w:hyperlink r:id="rId21">
+        <w:r>
+          <w:rPr>
+            <w:color w:val="0563C1"/>
+            <w:u w:val="single"/>
+          </w:rPr>
+          <w:t>华为 AI 眼镜获 HarmonyOS 6.0.0.159 SP5 升级：新增头动支付等功能，连续录像时长提升至 5 分钟</w:t>
         </w:r>
       </w:hyperlink>
     </w:p>
@@ -590,7 +743,7 @@
           <w:color w:val="888888"/>
           <w:sz w:val="18"/>
         </w:rPr>
-        <w:t>来源:Bing新闻 | 时间:10-22 07:08</w:t>
+        <w:t>来源:Bing新闻 | 时间:10-22 06:52</w:t>
       </w:r>
     </w:p>
     <w:p>
@@ -601,7 +754,7 @@
         </w:rPr>
         <w:t>链接:</w:t>
       </w:r>
-      <w:hyperlink r:id="rId19">
+      <w:hyperlink r:id="rId22">
         <w:r>
           <w:rPr>
             <w:color w:val="0563C1"/>
@@ -652,7 +805,7 @@
         </w:rPr>
         <w:t>链接:</w:t>
       </w:r>
-      <w:hyperlink r:id="rId20">
+      <w:hyperlink r:id="rId23">
         <w:r>
           <w:rPr>
             <w:color w:val="0563C1"/>
@@ -703,217 +856,13 @@
         </w:rPr>
         <w:t>链接:</w:t>
       </w:r>
-      <w:hyperlink r:id="rId21">
+      <w:hyperlink r:id="rId24">
         <w:r>
           <w:rPr>
             <w:color w:val="0563C1"/>
             <w:u w:val="single"/>
           </w:rPr>
           <w:t>端侧AI爆发前夜，巨头们把“赌注”押在智能眼镜上</w:t>
-        </w:r>
-      </w:hyperlink>
-    </w:p>
-    <w:p>
-      <w:pPr>
-        <w:pStyle w:val="Heading3"/>
-      </w:pPr>
-      <w:r>
-        <w:rPr>
-          <w:rFonts w:ascii="Times New Roman" w:hAnsi="Times New Roman" w:eastAsia="黑体"/>
-          <w:b w:val="0"/>
-          <w:color w:val="888888"/>
-          <w:sz w:val="24"/>
-        </w:rPr>
-        <w:t>【C级·参考】</w:t>
-      </w:r>
-      <w:r>
-        <w:rPr>
-          <w:rFonts w:ascii="Times New Roman" w:hAnsi="Times New Roman" w:eastAsia="黑体"/>
-          <w:b w:val="0"/>
-          <w:color w:val="888888"/>
-          <w:sz w:val="24"/>
-        </w:rPr>
-        <w:t>AI眼镜与XR需求爆发，视涯科技前三季营收增346%</w:t>
-      </w:r>
-    </w:p>
-    <w:p>
-      <w:r>
-        <w:rPr>
-          <w:rFonts w:ascii="Times New Roman" w:hAnsi="Times New Roman" w:eastAsia="宋体"/>
-          <w:color w:val="888888"/>
-          <w:sz w:val="18"/>
-        </w:rPr>
-        <w:t>来源:Bing新闻 | 时间:10-21 23:21</w:t>
-      </w:r>
-    </w:p>
-    <w:p>
-      <w:r>
-        <w:rPr>
-          <w:rFonts w:ascii="Times New Roman" w:hAnsi="Times New Roman" w:eastAsia="宋体"/>
-          <w:sz w:val="18"/>
-        </w:rPr>
-        <w:t>链接:</w:t>
-      </w:r>
-      <w:hyperlink r:id="rId22">
-        <w:r>
-          <w:rPr>
-            <w:color w:val="0563C1"/>
-            <w:u w:val="single"/>
-          </w:rPr>
-          <w:t>AI眼镜与XR需求爆发，视涯科技前三季营收增346%</w:t>
-        </w:r>
-      </w:hyperlink>
-    </w:p>
-    <w:p>
-      <w:pPr>
-        <w:pStyle w:val="Heading3"/>
-      </w:pPr>
-      <w:r>
-        <w:rPr>
-          <w:rFonts w:ascii="Times New Roman" w:hAnsi="Times New Roman" w:eastAsia="黑体"/>
-          <w:b w:val="0"/>
-          <w:color w:val="888888"/>
-          <w:sz w:val="24"/>
-        </w:rPr>
-        <w:t>【C级·参考】</w:t>
-      </w:r>
-      <w:r>
-        <w:rPr>
-          <w:rFonts w:ascii="Times New Roman" w:hAnsi="Times New Roman" w:eastAsia="黑体"/>
-          <w:b w:val="0"/>
-          <w:color w:val="888888"/>
-          <w:sz w:val="24"/>
-        </w:rPr>
-        <w:t>极米一周“三连击”：AURA 3众筹23小时破1500万美元，AI眼镜开售、入股机器人公司</w:t>
-      </w:r>
-    </w:p>
-    <w:p>
-      <w:r>
-        <w:rPr>
-          <w:rFonts w:ascii="Times New Roman" w:hAnsi="Times New Roman" w:eastAsia="宋体"/>
-          <w:color w:val="888888"/>
-          <w:sz w:val="18"/>
-        </w:rPr>
-        <w:t>来源:Bing新闻 | 时间:10-21 22:03</w:t>
-      </w:r>
-    </w:p>
-    <w:p>
-      <w:r>
-        <w:rPr>
-          <w:rFonts w:ascii="Times New Roman" w:hAnsi="Times New Roman" w:eastAsia="宋体"/>
-          <w:sz w:val="18"/>
-        </w:rPr>
-        <w:t>链接:</w:t>
-      </w:r>
-      <w:hyperlink r:id="rId23">
-        <w:r>
-          <w:rPr>
-            <w:color w:val="0563C1"/>
-            <w:u w:val="single"/>
-          </w:rPr>
-          <w:t>极米一周“三连击”：AURA 3众筹23小时破1500万美元，AI眼镜开售、入股机器人公司</w:t>
-        </w:r>
-      </w:hyperlink>
-    </w:p>
-    <w:p>
-      <w:pPr>
-        <w:pStyle w:val="Heading3"/>
-      </w:pPr>
-      <w:r>
-        <w:rPr>
-          <w:rFonts w:ascii="Times New Roman" w:hAnsi="Times New Roman" w:eastAsia="黑体"/>
-          <w:b w:val="0"/>
-          <w:color w:val="888888"/>
-          <w:sz w:val="24"/>
-        </w:rPr>
-        <w:t>【C级·参考】</w:t>
-      </w:r>
-      <w:r>
-        <w:rPr>
-          <w:rFonts w:ascii="Times New Roman" w:hAnsi="Times New Roman" w:eastAsia="黑体"/>
-          <w:b w:val="0"/>
-          <w:color w:val="888888"/>
-          <w:sz w:val="24"/>
-        </w:rPr>
-        <w:t>OpenAI models are coming to Google Cloud</w:t>
-      </w:r>
-    </w:p>
-    <w:p>
-      <w:r>
-        <w:rPr>
-          <w:rFonts w:ascii="Times New Roman" w:hAnsi="Times New Roman" w:eastAsia="宋体"/>
-          <w:color w:val="888888"/>
-          <w:sz w:val="18"/>
-        </w:rPr>
-        <w:t>来源:Hacker News | 时间:10-21 20:53</w:t>
-      </w:r>
-    </w:p>
-    <w:p>
-      <w:r>
-        <w:rPr>
-          <w:rFonts w:ascii="Times New Roman" w:hAnsi="Times New Roman" w:eastAsia="宋体"/>
-          <w:sz w:val="18"/>
-        </w:rPr>
-        <w:t>链接:</w:t>
-      </w:r>
-      <w:hyperlink r:id="rId24">
-        <w:r>
-          <w:rPr>
-            <w:color w:val="0563C1"/>
-            <w:u w:val="single"/>
-          </w:rPr>
-          <w:t>OpenAI models are coming to Google Cloud</w:t>
-        </w:r>
-      </w:hyperlink>
-    </w:p>
-    <w:p>
-      <w:pPr>
-        <w:pStyle w:val="Heading3"/>
-      </w:pPr>
-      <w:r>
-        <w:rPr>
-          <w:rFonts w:ascii="Times New Roman" w:hAnsi="Times New Roman" w:eastAsia="黑体"/>
-          <w:b w:val="0"/>
-          <w:color w:val="888888"/>
-          <w:sz w:val="24"/>
-        </w:rPr>
-        <w:t>【C级·参考】</w:t>
-      </w:r>
-      <w:r>
-        <w:rPr>
-          <w:rFonts w:ascii="Times New Roman" w:hAnsi="Times New Roman" w:eastAsia="黑体"/>
-          <w:b w:val="0"/>
-          <w:color w:val="888888"/>
-          <w:sz w:val="24"/>
-        </w:rPr>
-        <w:t>“AI垃圾横行”？8200款游戏冲爆Steam新品节，“玩家不满、开发者担忧”</w:t>
-      </w:r>
-    </w:p>
-    <w:p>
-      <w:r>
-        <w:rPr>
-          <w:rFonts w:ascii="Times New Roman" w:hAnsi="Times New Roman" w:eastAsia="宋体"/>
-          <w:color w:val="888888"/>
-          <w:sz w:val="18"/>
-        </w:rPr>
-        <w:t>来源:GameLook | 时间:10-21 09:39</w:t>
-      </w:r>
-    </w:p>
-    <w:p>
-      <w:r>
-        <w:rPr>
-          <w:rFonts w:ascii="Times New Roman" w:hAnsi="Times New Roman" w:eastAsia="宋体"/>
-          <w:sz w:val="18"/>
-        </w:rPr>
-        <w:t>链接:</w:t>
-      </w:r>
-      <w:hyperlink r:id="rId25">
-        <w:r>
-          <w:rPr>
-            <w:color w:val="0563C1"/>
-            <w:u w:val="single"/>
-          </w:rPr>
-          <w:t>“AI垃圾横行”？8200款游戏冲爆Steam新品节，“玩家不满、开发者担忧”</w:t>
         </w:r>
       </w:hyperlink>
     </w:p>
@@ -949,7 +898,7 @@
           <w:color w:val="888888"/>
           <w:sz w:val="24"/>
         </w:rPr>
-        <w:t>王兴兴：宇树 G1 已累计生产下线约 1-2 万台，是全球最畅销的人形机器人</w:t>
+        <w:t>小鹏 IRON 人形机器人能力升级：每 0.2 秒重新推理一次，可预测 6 秒内动作变化</w:t>
       </w:r>
     </w:p>
     <w:p>
@@ -959,7 +908,7 @@
           <w:color w:val="888888"/>
           <w:sz w:val="18"/>
         </w:rPr>
-        <w:t>来源:IT之家 | 时间:10-22 10:55</w:t>
+        <w:t>来源:IT之家 | 时间:10-22 20:09</w:t>
       </w:r>
     </w:p>
     <w:p>
@@ -970,13 +919,13 @@
         </w:rPr>
         <w:t>链接:</w:t>
       </w:r>
-      <w:hyperlink r:id="rId26">
+      <w:hyperlink r:id="rId25">
         <w:r>
           <w:rPr>
             <w:color w:val="0563C1"/>
             <w:u w:val="single"/>
           </w:rPr>
-          <w:t>王兴兴：宇树 G1 已累计生产下线约 1-2 万台，是全球最畅销的人形机器人</w:t>
+          <w:t>小鹏 IRON 人形机器人能力升级：每 0.2 秒重新推理一次，可预测 6 秒内动作变化</w:t>
         </w:r>
       </w:hyperlink>
     </w:p>
@@ -1000,7 +949,7 @@
           <w:color w:val="888888"/>
           <w:sz w:val="24"/>
         </w:rPr>
-        <w:t>马斯克：计划建造 Optimus 人形机器人学校，Terafab 经济价值可跻身全球前 20 经济体</w:t>
+        <w:t>3899 → 2399 元：石头 P20 Ultra 活水版扫拖机器人官方新低</w:t>
       </w:r>
     </w:p>
     <w:p>
@@ -1010,7 +959,7 @@
           <w:color w:val="888888"/>
           <w:sz w:val="18"/>
         </w:rPr>
-        <w:t>来源:IT之家 | 时间:10-22 10:23</w:t>
+        <w:t>来源:IT之家 | 时间:10-22 18:22</w:t>
       </w:r>
     </w:p>
     <w:p>
@@ -1021,13 +970,13 @@
         </w:rPr>
         <w:t>链接:</w:t>
       </w:r>
-      <w:hyperlink r:id="rId27">
+      <w:hyperlink r:id="rId26">
         <w:r>
           <w:rPr>
             <w:color w:val="0563C1"/>
             <w:u w:val="single"/>
           </w:rPr>
-          <w:t>马斯克：计划建造 Optimus 人形机器人学校，Terafab 经济价值可跻身全球前 20 经济体</w:t>
+          <w:t>3899 → 2399 元：石头 P20 Ultra 活水版扫拖机器人官方新低</w:t>
         </w:r>
       </w:hyperlink>
     </w:p>
@@ -1051,7 +1000,7 @@
           <w:color w:val="888888"/>
           <w:sz w:val="24"/>
         </w:rPr>
-        <w:t>特斯拉开始生产 Optimus 人形机器人，马斯克称达周产 2 万台仍需约一年甚至更久</w:t>
+        <w:t>荣耀 MagicOS 11 第三批内测 log 版本今晚推送，覆盖 Robot Phone、Magic5 系列等 28 款机型</w:t>
       </w:r>
     </w:p>
     <w:p>
@@ -1061,7 +1010,7 @@
           <w:color w:val="888888"/>
           <w:sz w:val="18"/>
         </w:rPr>
-        <w:t>来源:IT之家 | 时间:10-22 09:57</w:t>
+        <w:t>来源:IT之家 | 时间:10-22 18:18</w:t>
       </w:r>
     </w:p>
     <w:p>
@@ -1072,13 +1021,13 @@
         </w:rPr>
         <w:t>链接:</w:t>
       </w:r>
-      <w:hyperlink r:id="rId28">
+      <w:hyperlink r:id="rId27">
         <w:r>
           <w:rPr>
             <w:color w:val="0563C1"/>
             <w:u w:val="single"/>
           </w:rPr>
-          <w:t>特斯拉开始生产 Optimus 人形机器人，马斯克称达周产 2 万台仍需约一年甚至更久</w:t>
+          <w:t>荣耀 MagicOS 11 第三批内测 log 版本今晚推送，覆盖 Robot Phone、Magic5 系列等 28 款机型</w:t>
         </w:r>
       </w:hyperlink>
     </w:p>
@@ -1114,7 +1063,7 @@
           <w:color w:val="888888"/>
           <w:sz w:val="24"/>
         </w:rPr>
-        <w:t>工信部郭守刚：L3 级自动驾驶产品第二批准入试点工作正在进行</w:t>
+        <w:t>特斯拉无人驾驶网约车首份安全报告发布：累计行驶 499 万公里无人受伤</w:t>
       </w:r>
     </w:p>
     <w:p>
@@ -1124,7 +1073,70 @@
           <w:color w:val="888888"/>
           <w:sz w:val="18"/>
         </w:rPr>
-        <w:t>来源:IT之家 | 时间:10-22 12:51</w:t>
+        <w:t>来源:IT之家 | 时间:10-22 17:06</w:t>
+      </w:r>
+    </w:p>
+    <w:p>
+      <w:r>
+        <w:rPr>
+          <w:rFonts w:ascii="Times New Roman" w:hAnsi="Times New Roman" w:eastAsia="宋体"/>
+          <w:sz w:val="18"/>
+        </w:rPr>
+        <w:t>链接:</w:t>
+      </w:r>
+      <w:hyperlink r:id="rId28">
+        <w:r>
+          <w:rPr>
+            <w:color w:val="0563C1"/>
+            <w:u w:val="single"/>
+          </w:rPr>
+          <w:t>特斯拉无人驾驶网约车首份安全报告发布：累计行驶 499 万公里无人受伤</w:t>
+        </w:r>
+      </w:hyperlink>
+    </w:p>
+    <w:p>
+      <w:pPr>
+        <w:pStyle w:val="Heading2"/>
+      </w:pPr>
+      <w:r>
+        <w:rPr>
+          <w:rFonts w:ascii="Times New Roman" w:hAnsi="Times New Roman" w:eastAsia="黑体"/>
+          <w:sz w:val="28"/>
+        </w:rPr>
+        <w:t>电商/直播/即时零售</w:t>
+      </w:r>
+    </w:p>
+    <w:p>
+      <w:pPr>
+        <w:pStyle w:val="Heading3"/>
+      </w:pPr>
+      <w:r>
+        <w:rPr>
+          <w:rFonts w:ascii="Times New Roman" w:hAnsi="Times New Roman" w:eastAsia="黑体"/>
+          <w:b w:val="0"/>
+          <w:color w:val="888888"/>
+          <w:sz w:val="24"/>
+        </w:rPr>
+        <w:t>【C级·参考】</w:t>
+      </w:r>
+      <w:r>
+        <w:rPr>
+          <w:rFonts w:ascii="Times New Roman" w:hAnsi="Times New Roman" w:eastAsia="黑体"/>
+          <w:b w:val="0"/>
+          <w:color w:val="888888"/>
+          <w:sz w:val="24"/>
+        </w:rPr>
+        <w:t>美团 / 淘宝闪购 / 顺丰 / 中通 / 曹操专车 / T3 / 滴滴等倡议：推进新就业形态人员参加基本医保</w:t>
+      </w:r>
+    </w:p>
+    <w:p>
+      <w:r>
+        <w:rPr>
+          <w:rFonts w:ascii="Times New Roman" w:hAnsi="Times New Roman" w:eastAsia="宋体"/>
+          <w:color w:val="888888"/>
+          <w:sz w:val="18"/>
+        </w:rPr>
+        <w:t>来源:IT之家 | 时间:10-22 17:09</w:t>
       </w:r>
     </w:p>
     <w:p>
@@ -1141,7 +1153,7 @@
             <w:color w:val="0563C1"/>
             <w:u w:val="single"/>
           </w:rPr>
-          <w:t>工信部郭守刚：L3 级自动驾驶产品第二批准入试点工作正在进行</w:t>
+          <w:t>美团 / 淘宝闪购 / 顺丰 / 中通 / 曹操专车 / T3 / 滴滴等倡议：推进新就业形态人员参加基本医保</w:t>
         </w:r>
       </w:hyperlink>
     </w:p>
@@ -1154,25 +1166,263 @@
           <w:rFonts w:ascii="Times New Roman" w:hAnsi="Times New Roman" w:eastAsia="黑体"/>
           <w:sz w:val="28"/>
         </w:rPr>
-        <w:t>电商/直播/即时零售</w:t>
+        <w:t>游戏/电竞/平台公司</w:t>
+      </w:r>
+    </w:p>
+    <w:p>
+      <w:pPr>
+        <w:pStyle w:val="Heading3"/>
+      </w:pPr>
+      <w:r>
+        <w:rPr>
+          <w:rFonts w:ascii="Times New Roman" w:hAnsi="Times New Roman" w:eastAsia="黑体"/>
+          <w:b w:val="0"/>
+          <w:color w:val="888888"/>
+          <w:sz w:val="24"/>
+        </w:rPr>
+        <w:t>【C级·参考】</w:t>
+      </w:r>
+      <w:r>
+        <w:rPr>
+          <w:rFonts w:ascii="Times New Roman" w:hAnsi="Times New Roman" w:eastAsia="黑体"/>
+          <w:b w:val="0"/>
+          <w:color w:val="888888"/>
+          <w:sz w:val="24"/>
+        </w:rPr>
+        <w:t>《战狗》为打击作弊限制跨区匹配：游戏延迟超 175ms 则受限制，部分玩家威胁退款</w:t>
       </w:r>
     </w:p>
     <w:p>
       <w:r>
-        <w:t>本线口暂无重要更新</w:t>
+        <w:rPr>
+          <w:rFonts w:ascii="Times New Roman" w:hAnsi="Times New Roman" w:eastAsia="宋体"/>
+          <w:color w:val="888888"/>
+          <w:sz w:val="18"/>
+        </w:rPr>
+        <w:t>来源:IT之家 | 时间:10-22 20:41</w:t>
       </w:r>
     </w:p>
     <w:p>
+      <w:r>
+        <w:rPr>
+          <w:rFonts w:ascii="Times New Roman" w:hAnsi="Times New Roman" w:eastAsia="宋体"/>
+          <w:sz w:val="18"/>
+        </w:rPr>
+        <w:t>链接:</w:t>
+      </w:r>
+      <w:hyperlink r:id="rId30">
+        <w:r>
+          <w:rPr>
+            <w:color w:val="0563C1"/>
+            <w:u w:val="single"/>
+          </w:rPr>
+          <w:t>《战狗》为打击作弊限制跨区匹配：游戏延迟超 175ms 则受限制，部分玩家威胁退款</w:t>
+        </w:r>
+      </w:hyperlink>
+    </w:p>
+    <w:p>
       <w:pPr>
-        <w:pStyle w:val="Heading2"/>
+        <w:pStyle w:val="Heading3"/>
       </w:pPr>
       <w:r>
         <w:rPr>
           <w:rFonts w:ascii="Times New Roman" w:hAnsi="Times New Roman" w:eastAsia="黑体"/>
-          <w:sz w:val="28"/>
+          <w:b w:val="0"/>
+          <w:color w:val="888888"/>
+          <w:sz w:val="24"/>
         </w:rPr>
-        <w:t>游戏/电竞/平台公司</w:t>
+        <w:t>【C级·参考】</w:t>
       </w:r>
+      <w:r>
+        <w:rPr>
+          <w:rFonts w:ascii="Times New Roman" w:hAnsi="Times New Roman" w:eastAsia="黑体"/>
+          <w:b w:val="0"/>
+          <w:color w:val="888888"/>
+          <w:sz w:val="24"/>
+        </w:rPr>
+        <w:t>壹号本 OneXPlayer 3 三合一游戏掌机体验：首发英特尔 Arc G3 Extreme，35W 畅玩百帧黑神话悟空</w:t>
+      </w:r>
+    </w:p>
+    <w:p>
+      <w:r>
+        <w:rPr>
+          <w:rFonts w:ascii="Times New Roman" w:hAnsi="Times New Roman" w:eastAsia="宋体"/>
+          <w:color w:val="888888"/>
+          <w:sz w:val="18"/>
+        </w:rPr>
+        <w:t>来源:IT之家 | 时间:10-22 18:24</w:t>
+      </w:r>
+    </w:p>
+    <w:p>
+      <w:r>
+        <w:rPr>
+          <w:rFonts w:ascii="Times New Roman" w:hAnsi="Times New Roman" w:eastAsia="宋体"/>
+          <w:sz w:val="18"/>
+        </w:rPr>
+        <w:t>链接:</w:t>
+      </w:r>
+      <w:hyperlink r:id="rId31">
+        <w:r>
+          <w:rPr>
+            <w:color w:val="0563C1"/>
+            <w:u w:val="single"/>
+          </w:rPr>
+          <w:t>壹号本 OneXPlayer 3 三合一游戏掌机体验：首发英特尔 Arc G3 Extreme，35W 畅玩百帧黑神话悟空</w:t>
+        </w:r>
+      </w:hyperlink>
+    </w:p>
+    <w:p>
+      <w:pPr>
+        <w:pStyle w:val="Heading3"/>
+      </w:pPr>
+      <w:r>
+        <w:rPr>
+          <w:rFonts w:ascii="Times New Roman" w:hAnsi="Times New Roman" w:eastAsia="黑体"/>
+          <w:b w:val="0"/>
+          <w:color w:val="888888"/>
+          <w:sz w:val="24"/>
+        </w:rPr>
+        <w:t>【C级·参考】</w:t>
+      </w:r>
+      <w:r>
+        <w:rPr>
+          <w:rFonts w:ascii="Times New Roman" w:hAnsi="Times New Roman" w:eastAsia="黑体"/>
+          <w:b w:val="0"/>
+          <w:color w:val="888888"/>
+          <w:sz w:val="24"/>
+        </w:rPr>
+        <w:t>Alinea Analytics：《影之刃零》游戏 Steam 预购销量达 50 万份，收入约 2400 万美元</w:t>
+      </w:r>
+    </w:p>
+    <w:p>
+      <w:r>
+        <w:rPr>
+          <w:rFonts w:ascii="Times New Roman" w:hAnsi="Times New Roman" w:eastAsia="宋体"/>
+          <w:color w:val="888888"/>
+          <w:sz w:val="18"/>
+        </w:rPr>
+        <w:t>来源:IT之家 | 时间:10-22 17:43</w:t>
+      </w:r>
+    </w:p>
+    <w:p>
+      <w:r>
+        <w:rPr>
+          <w:rFonts w:ascii="Times New Roman" w:hAnsi="Times New Roman" w:eastAsia="宋体"/>
+          <w:sz w:val="18"/>
+        </w:rPr>
+        <w:t>链接:</w:t>
+      </w:r>
+      <w:hyperlink r:id="rId32">
+        <w:r>
+          <w:rPr>
+            <w:color w:val="0563C1"/>
+            <w:u w:val="single"/>
+          </w:rPr>
+          <w:t>Alinea Analytics：《影之刃零》游戏 Steam 预购销量达 50 万份，收入约 2400 万美元</w:t>
+        </w:r>
+      </w:hyperlink>
+    </w:p>
+    <w:p>
+      <w:pPr>
+        <w:pStyle w:val="Heading3"/>
+      </w:pPr>
+      <w:r>
+        <w:rPr>
+          <w:rFonts w:ascii="Times New Roman" w:hAnsi="Times New Roman" w:eastAsia="黑体"/>
+          <w:b w:val="0"/>
+          <w:color w:val="888888"/>
+          <w:sz w:val="24"/>
+        </w:rPr>
+        <w:t>【C级·参考】</w:t>
+      </w:r>
+      <w:r>
+        <w:rPr>
+          <w:rFonts w:ascii="Times New Roman" w:hAnsi="Times New Roman" w:eastAsia="黑体"/>
+          <w:b w:val="0"/>
+          <w:color w:val="888888"/>
+          <w:sz w:val="24"/>
+        </w:rPr>
+        <w:t>米哈游联合清华北大等高校发布开源 GameScaling 游戏模型，覆盖 0.8B 至 27B 参数规模</w:t>
+      </w:r>
+    </w:p>
+    <w:p>
+      <w:r>
+        <w:rPr>
+          <w:rFonts w:ascii="Times New Roman" w:hAnsi="Times New Roman" w:eastAsia="宋体"/>
+          <w:color w:val="888888"/>
+          <w:sz w:val="18"/>
+        </w:rPr>
+        <w:t>来源:IT之家 | 时间:10-22 17:19</w:t>
+      </w:r>
+    </w:p>
+    <w:p>
+      <w:r>
+        <w:rPr>
+          <w:rFonts w:ascii="Times New Roman" w:hAnsi="Times New Roman" w:eastAsia="宋体"/>
+          <w:sz w:val="18"/>
+        </w:rPr>
+        <w:t>链接:</w:t>
+      </w:r>
+      <w:hyperlink r:id="rId33">
+        <w:r>
+          <w:rPr>
+            <w:color w:val="0563C1"/>
+            <w:u w:val="single"/>
+          </w:rPr>
+          <w:t>米哈游联合清华北大等高校发布开源 GameScaling 游戏模型，覆盖 0.8B 至 27B 参数规模</w:t>
+        </w:r>
+      </w:hyperlink>
+    </w:p>
+    <w:p>
+      <w:pPr>
+        <w:pStyle w:val="Heading3"/>
+      </w:pPr>
+      <w:r>
+        <w:rPr>
+          <w:rFonts w:ascii="Times New Roman" w:hAnsi="Times New Roman" w:eastAsia="黑体"/>
+          <w:b w:val="0"/>
+          <w:color w:val="888888"/>
+          <w:sz w:val="24"/>
+        </w:rPr>
+        <w:t>【C级·参考】</w:t>
+      </w:r>
+      <w:r>
+        <w:rPr>
+          <w:rFonts w:ascii="Times New Roman" w:hAnsi="Times New Roman" w:eastAsia="黑体"/>
+          <w:b w:val="0"/>
+          <w:color w:val="888888"/>
+          <w:sz w:val="24"/>
+        </w:rPr>
+        <w:t>腾讯客服称微信目前已适配 iPhone Duo，后续还会推出相关更新并持续提升使用体验</w:t>
+      </w:r>
+    </w:p>
+    <w:p>
+      <w:r>
+        <w:rPr>
+          <w:rFonts w:ascii="Times New Roman" w:hAnsi="Times New Roman" w:eastAsia="宋体"/>
+          <w:color w:val="888888"/>
+          <w:sz w:val="18"/>
+        </w:rPr>
+        <w:t>来源:IT之家 | 时间:10-22 16:50</w:t>
+      </w:r>
+    </w:p>
+    <w:p>
+      <w:r>
+        <w:rPr>
+          <w:rFonts w:ascii="Times New Roman" w:hAnsi="Times New Roman" w:eastAsia="宋体"/>
+          <w:sz w:val="18"/>
+        </w:rPr>
+        <w:t>链接:</w:t>
+      </w:r>
+      <w:hyperlink r:id="rId34">
+        <w:r>
+          <w:rPr>
+            <w:color w:val="0563C1"/>
+            <w:u w:val="single"/>
+          </w:rPr>
+          <w:t>腾讯客服称微信目前已适配 iPhone Duo，后续还会推出相关更新并持续提升使用体验</w:t>
+        </w:r>
+      </w:hyperlink>
     </w:p>
     <w:p>
       <w:pPr>
@@ -1215,217 +1465,13 @@
         </w:rPr>
         <w:t>链接:</w:t>
       </w:r>
-      <w:hyperlink r:id="rId30">
+      <w:hyperlink r:id="rId35">
         <w:r>
           <w:rPr>
             <w:color w:val="0563C1"/>
             <w:u w:val="single"/>
           </w:rPr>
           <w:t>《无畏契约》冠军夜刀光落定，电竞之都上海带来别样秋日周末</w:t>
-        </w:r>
-      </w:hyperlink>
-    </w:p>
-    <w:p>
-      <w:pPr>
-        <w:pStyle w:val="Heading3"/>
-      </w:pPr>
-      <w:r>
-        <w:rPr>
-          <w:rFonts w:ascii="Times New Roman" w:hAnsi="Times New Roman" w:eastAsia="黑体"/>
-          <w:b w:val="0"/>
-          <w:color w:val="888888"/>
-          <w:sz w:val="24"/>
-        </w:rPr>
-        <w:t>【C级·参考】</w:t>
-      </w:r>
-      <w:r>
-        <w:rPr>
-          <w:rFonts w:ascii="Times New Roman" w:hAnsi="Times New Roman" w:eastAsia="黑体"/>
-          <w:b w:val="0"/>
-          <w:color w:val="888888"/>
-          <w:sz w:val="24"/>
-        </w:rPr>
-        <w:t>国产 3A 游戏《影之刃零》最终预告发布，10 月 29 日正式发售</w:t>
-      </w:r>
-    </w:p>
-    <w:p>
-      <w:r>
-        <w:rPr>
-          <w:rFonts w:ascii="Times New Roman" w:hAnsi="Times New Roman" w:eastAsia="宋体"/>
-          <w:color w:val="888888"/>
-          <w:sz w:val="18"/>
-        </w:rPr>
-        <w:t>来源:IT之家 | 时间:10-22 11:36</w:t>
-      </w:r>
-    </w:p>
-    <w:p>
-      <w:r>
-        <w:rPr>
-          <w:rFonts w:ascii="Times New Roman" w:hAnsi="Times New Roman" w:eastAsia="宋体"/>
-          <w:sz w:val="18"/>
-        </w:rPr>
-        <w:t>链接:</w:t>
-      </w:r>
-      <w:hyperlink r:id="rId31">
-        <w:r>
-          <w:rPr>
-            <w:color w:val="0563C1"/>
-            <w:u w:val="single"/>
-          </w:rPr>
-          <w:t>国产 3A 游戏《影之刃零》最终预告发布，10 月 29 日正式发售</w:t>
-        </w:r>
-      </w:hyperlink>
-    </w:p>
-    <w:p>
-      <w:pPr>
-        <w:pStyle w:val="Heading3"/>
-      </w:pPr>
-      <w:r>
-        <w:rPr>
-          <w:rFonts w:ascii="Times New Roman" w:hAnsi="Times New Roman" w:eastAsia="黑体"/>
-          <w:b w:val="0"/>
-          <w:color w:val="888888"/>
-          <w:sz w:val="24"/>
-        </w:rPr>
-        <w:t>【C级·参考】</w:t>
-      </w:r>
-      <w:r>
-        <w:rPr>
-          <w:rFonts w:ascii="Times New Roman" w:hAnsi="Times New Roman" w:eastAsia="黑体"/>
-          <w:b w:val="0"/>
-          <w:color w:val="888888"/>
-          <w:sz w:val="24"/>
-        </w:rPr>
-        <w:t>微软 XBOX Labs“复活” XBOX 360 经典 Blades 游戏界面</w:t>
-      </w:r>
-    </w:p>
-    <w:p>
-      <w:r>
-        <w:rPr>
-          <w:rFonts w:ascii="Times New Roman" w:hAnsi="Times New Roman" w:eastAsia="宋体"/>
-          <w:color w:val="888888"/>
-          <w:sz w:val="18"/>
-        </w:rPr>
-        <w:t>来源:IT之家 | 时间:10-22 10:44</w:t>
-      </w:r>
-    </w:p>
-    <w:p>
-      <w:r>
-        <w:rPr>
-          <w:rFonts w:ascii="Times New Roman" w:hAnsi="Times New Roman" w:eastAsia="宋体"/>
-          <w:sz w:val="18"/>
-        </w:rPr>
-        <w:t>链接:</w:t>
-      </w:r>
-      <w:hyperlink r:id="rId32">
-        <w:r>
-          <w:rPr>
-            <w:color w:val="0563C1"/>
-            <w:u w:val="single"/>
-          </w:rPr>
-          <w:t>微软 XBOX Labs“复活” XBOX 360 经典 Blades 游戏界面</w:t>
-        </w:r>
-      </w:hyperlink>
-    </w:p>
-    <w:p>
-      <w:pPr>
-        <w:pStyle w:val="Heading3"/>
-      </w:pPr>
-      <w:r>
-        <w:rPr>
-          <w:rFonts w:ascii="Times New Roman" w:hAnsi="Times New Roman" w:eastAsia="黑体"/>
-          <w:b w:val="0"/>
-          <w:color w:val="888888"/>
-          <w:sz w:val="24"/>
-        </w:rPr>
-        <w:t>【C级·参考】</w:t>
-      </w:r>
-      <w:r>
-        <w:rPr>
-          <w:rFonts w:ascii="Times New Roman" w:hAnsi="Times New Roman" w:eastAsia="黑体"/>
-          <w:b w:val="0"/>
-          <w:color w:val="888888"/>
-          <w:sz w:val="24"/>
-        </w:rPr>
-        <w:t>微软 XBOX 启动云游戏单独付费预览体验，优惠价 50 小时 11.99 美元</w:t>
-      </w:r>
-    </w:p>
-    <w:p>
-      <w:r>
-        <w:rPr>
-          <w:rFonts w:ascii="Times New Roman" w:hAnsi="Times New Roman" w:eastAsia="宋体"/>
-          <w:color w:val="888888"/>
-          <w:sz w:val="18"/>
-        </w:rPr>
-        <w:t>来源:IT之家 | 时间:10-22 10:39</w:t>
-      </w:r>
-    </w:p>
-    <w:p>
-      <w:r>
-        <w:rPr>
-          <w:rFonts w:ascii="Times New Roman" w:hAnsi="Times New Roman" w:eastAsia="宋体"/>
-          <w:sz w:val="18"/>
-        </w:rPr>
-        <w:t>链接:</w:t>
-      </w:r>
-      <w:hyperlink r:id="rId33">
-        <w:r>
-          <w:rPr>
-            <w:color w:val="0563C1"/>
-            <w:u w:val="single"/>
-          </w:rPr>
-          <w:t>微软 XBOX 启动云游戏单独付费预览体验，优惠价 50 小时 11.99 美元</w:t>
-        </w:r>
-      </w:hyperlink>
-    </w:p>
-    <w:p>
-      <w:pPr>
-        <w:pStyle w:val="Heading3"/>
-      </w:pPr>
-      <w:r>
-        <w:rPr>
-          <w:rFonts w:ascii="Times New Roman" w:hAnsi="Times New Roman" w:eastAsia="黑体"/>
-          <w:b w:val="0"/>
-          <w:color w:val="888888"/>
-          <w:sz w:val="24"/>
-        </w:rPr>
-        <w:t>【C级·参考】</w:t>
-      </w:r>
-      <w:r>
-        <w:rPr>
-          <w:rFonts w:ascii="Times New Roman" w:hAnsi="Times New Roman" w:eastAsia="黑体"/>
-          <w:b w:val="0"/>
-          <w:color w:val="888888"/>
-          <w:sz w:val="24"/>
-        </w:rPr>
-        <w:t>消息称私募巨头曾盯上微软 XBOX 游戏业务，报价估值超 1000 亿美元</w:t>
-      </w:r>
-    </w:p>
-    <w:p>
-      <w:r>
-        <w:rPr>
-          <w:rFonts w:ascii="Times New Roman" w:hAnsi="Times New Roman" w:eastAsia="宋体"/>
-          <w:color w:val="888888"/>
-          <w:sz w:val="18"/>
-        </w:rPr>
-        <w:t>来源:IT之家 | 时间:10-22 10:29</w:t>
-      </w:r>
-    </w:p>
-    <w:p>
-      <w:r>
-        <w:rPr>
-          <w:rFonts w:ascii="Times New Roman" w:hAnsi="Times New Roman" w:eastAsia="宋体"/>
-          <w:sz w:val="18"/>
-        </w:rPr>
-        <w:t>链接:</w:t>
-      </w:r>
-      <w:hyperlink r:id="rId34">
-        <w:r>
-          <w:rPr>
-            <w:color w:val="0563C1"/>
-            <w:u w:val="single"/>
-          </w:rPr>
-          <w:t>消息称私募巨头曾盯上微软 XBOX 游戏业务，报价估值超 1000 亿美元</w:t>
         </w:r>
       </w:hyperlink>
     </w:p>
@@ -1470,7 +1516,7 @@
         </w:rPr>
         <w:t>链接:</w:t>
       </w:r>
-      <w:hyperlink r:id="rId35">
+      <w:hyperlink r:id="rId36">
         <w:r>
           <w:rPr>
             <w:color w:val="0563C1"/>
@@ -1521,64 +1567,13 @@
         </w:rPr>
         <w:t>链接:</w:t>
       </w:r>
-      <w:hyperlink r:id="rId36">
+      <w:hyperlink r:id="rId37">
         <w:r>
           <w:rPr>
             <w:color w:val="0563C1"/>
             <w:u w:val="single"/>
           </w:rPr>
           <w:t>吹哥亲述“疯狂十年”！自研语言、自研引擎、烧光2亿，“下款游戏会容易点”</w:t>
-        </w:r>
-      </w:hyperlink>
-    </w:p>
-    <w:p>
-      <w:pPr>
-        <w:pStyle w:val="Heading3"/>
-      </w:pPr>
-      <w:r>
-        <w:rPr>
-          <w:rFonts w:ascii="Times New Roman" w:hAnsi="Times New Roman" w:eastAsia="黑体"/>
-          <w:b w:val="0"/>
-          <w:color w:val="888888"/>
-          <w:sz w:val="24"/>
-        </w:rPr>
-        <w:t>【C级·参考】</w:t>
-      </w:r>
-      <w:r>
-        <w:rPr>
-          <w:rFonts w:ascii="Times New Roman" w:hAnsi="Times New Roman" w:eastAsia="黑体"/>
-          <w:b w:val="0"/>
-          <w:color w:val="888888"/>
-          <w:sz w:val="24"/>
-        </w:rPr>
-        <w:t>大厂参投瑞典游戏公司Liquid Swords破产，《正当防卫》前总监创业失败</w:t>
-      </w:r>
-    </w:p>
-    <w:p>
-      <w:r>
-        <w:rPr>
-          <w:rFonts w:ascii="Times New Roman" w:hAnsi="Times New Roman" w:eastAsia="宋体"/>
-          <w:color w:val="888888"/>
-          <w:sz w:val="18"/>
-        </w:rPr>
-        <w:t>来源:GameLook | 时间:10-21 10:10</w:t>
-      </w:r>
-    </w:p>
-    <w:p>
-      <w:r>
-        <w:rPr>
-          <w:rFonts w:ascii="Times New Roman" w:hAnsi="Times New Roman" w:eastAsia="宋体"/>
-          <w:sz w:val="18"/>
-        </w:rPr>
-        <w:t>链接:</w:t>
-      </w:r>
-      <w:hyperlink r:id="rId37">
-        <w:r>
-          <w:rPr>
-            <w:color w:val="0563C1"/>
-            <w:u w:val="single"/>
-          </w:rPr>
-          <w:t>大厂参投瑞典游戏公司Liquid Swords破产，《正当防卫》前总监创业失败</w:t>
         </w:r>
       </w:hyperlink>
     </w:p>
@@ -1614,7 +1609,7 @@
           <w:color w:val="888888"/>
           <w:sz w:val="24"/>
         </w:rPr>
-        <w:t>3999 → 2561 元：海信 3A 原画显示器 G7 Ultra 27 款国补直降，2304 背光分区</w:t>
+        <w:t>苹果 Apple Store 零售店 iPhone Duo 巨型雕塑揭幕首秀：全球四家店展出，中国有一家</w:t>
       </w:r>
     </w:p>
     <w:p>
@@ -1624,7 +1619,7 @@
           <w:color w:val="888888"/>
           <w:sz w:val="18"/>
         </w:rPr>
-        <w:t>来源:IT之家 | 时间:10-22 13:58</w:t>
+        <w:t>来源:IT之家 | 时间:10-22 17:33</w:t>
       </w:r>
     </w:p>
     <w:p>
@@ -1641,7 +1636,7 @@
             <w:color w:val="0563C1"/>
             <w:u w:val="single"/>
           </w:rPr>
-          <w:t>3999 → 2561 元：海信 3A 原画显示器 G7 Ultra 27 款国补直降，2304 背光分区</w:t>
+          <w:t>苹果 Apple Store 零售店 iPhone Duo 巨型雕塑揭幕首秀：全球四家店展出，中国有一家</w:t>
         </w:r>
       </w:hyperlink>
     </w:p>
@@ -1671,7 +1666,7 @@
           <w:rFonts w:ascii="Times New Roman" w:hAnsi="Times New Roman" w:eastAsia="宋体"/>
           <w:sz w:val="18"/>
         </w:rPr>
-        <w:t>IT之家(60)、GameLook(17)、HackerNews(3)、Bing新闻(9)</w:t>
+        <w:t>IT之家(60)、GameLook(17)、HackerNews(7)、Bing新闻(7)</w:t>
       </w:r>
     </w:p>
     <w:p>

--- a/briefings/线口监测午报-2026-10-22.docx
+++ b/briefings/线口监测午报-2026-10-22.docx
@@ -22,7 +22,7 @@
           <w:color w:val="888888"/>
           <w:sz w:val="18"/>
         </w:rPr>
-        <w:t>监测窗口:近48小时 | 生成时间:2026-10-22 20:54</w:t>
+        <w:t>监测窗口:近48小时 | 生成时间:2026-10-22 21:43</w:t>
       </w:r>
     </w:p>
     <w:p>
@@ -274,7 +274,7 @@
           <w:color w:val="888888"/>
           <w:sz w:val="24"/>
         </w:rPr>
-        <w:t>华硕破晓 Air 轻薄商务本图赏：第三代英特尔酷睿 +CNC 一体化机身，颜值和质感兼备</w:t>
+        <w:t>Jailbreaking the Switch 2</w:t>
       </w:r>
     </w:p>
     <w:p>
@@ -284,7 +284,7 @@
           <w:color w:val="888888"/>
           <w:sz w:val="18"/>
         </w:rPr>
-        <w:t>来源:IT之家 | 时间:10-22 17:15</w:t>
+        <w:t>来源:Hacker News | 时间:10-22 16:01</w:t>
       </w:r>
     </w:p>
     <w:p>
@@ -301,7 +301,7 @@
             <w:color w:val="0563C1"/>
             <w:u w:val="single"/>
           </w:rPr>
-          <w:t>华硕破晓 Air 轻薄商务本图赏：第三代英特尔酷睿 +CNC 一体化机身，颜值和质感兼备</w:t>
+          <w:t>Jailbreaking the Switch 2</w:t>
         </w:r>
       </w:hyperlink>
     </w:p>
@@ -325,7 +325,7 @@
           <w:color w:val="888888"/>
           <w:sz w:val="24"/>
         </w:rPr>
-        <w:t>王兴兴明确宇树未来三大布局方向，将每年投入数千万元举办世界物理 AI 大赛</w:t>
+        <w:t>端侧AI爆发前夜，巨头们把“赌注”押在智能眼镜上</w:t>
       </w:r>
     </w:p>
     <w:p>
@@ -335,7 +335,7 @@
           <w:color w:val="888888"/>
           <w:sz w:val="18"/>
         </w:rPr>
-        <w:t>来源:IT之家 | 时间:10-22 16:52</w:t>
+        <w:t>来源:Bing新闻 | 时间:10-22 14:13</w:t>
       </w:r>
     </w:p>
     <w:p>
@@ -352,58 +352,7 @@
             <w:color w:val="0563C1"/>
             <w:u w:val="single"/>
           </w:rPr>
-          <w:t>王兴兴明确宇树未来三大布局方向，将每年投入数千万元举办世界物理 AI 大赛</w:t>
-        </w:r>
-      </w:hyperlink>
-    </w:p>
-    <w:p>
-      <w:pPr>
-        <w:pStyle w:val="Heading3"/>
-      </w:pPr>
-      <w:r>
-        <w:rPr>
-          <w:rFonts w:ascii="Times New Roman" w:hAnsi="Times New Roman" w:eastAsia="黑体"/>
-          <w:b w:val="0"/>
-          <w:color w:val="888888"/>
-          <w:sz w:val="24"/>
-        </w:rPr>
-        <w:t>【C级·参考】</w:t>
-      </w:r>
-      <w:r>
-        <w:rPr>
-          <w:rFonts w:ascii="Times New Roman" w:hAnsi="Times New Roman" w:eastAsia="黑体"/>
-          <w:b w:val="0"/>
-          <w:color w:val="888888"/>
-          <w:sz w:val="24"/>
-        </w:rPr>
-        <w:t>Jailbreaking the Switch 2</w:t>
-      </w:r>
-    </w:p>
-    <w:p>
-      <w:r>
-        <w:rPr>
-          <w:rFonts w:ascii="Times New Roman" w:hAnsi="Times New Roman" w:eastAsia="宋体"/>
-          <w:color w:val="888888"/>
-          <w:sz w:val="18"/>
-        </w:rPr>
-        <w:t>来源:Hacker News | 时间:10-22 16:01</w:t>
-      </w:r>
-    </w:p>
-    <w:p>
-      <w:r>
-        <w:rPr>
-          <w:rFonts w:ascii="Times New Roman" w:hAnsi="Times New Roman" w:eastAsia="宋体"/>
-          <w:sz w:val="18"/>
-        </w:rPr>
-        <w:t>链接:</w:t>
-      </w:r>
-      <w:hyperlink r:id="rId15">
-        <w:r>
-          <w:rPr>
-            <w:color w:val="0563C1"/>
-            <w:u w:val="single"/>
-          </w:rPr>
-          <w:t>Jailbreaking the Switch 2</w:t>
+          <w:t>端侧AI爆发前夜，巨头们把“赌注”押在智能眼镜上</w:t>
         </w:r>
       </w:hyperlink>
     </w:p>
@@ -448,7 +397,7 @@
         </w:rPr>
         <w:t>链接:</w:t>
       </w:r>
-      <w:hyperlink r:id="rId16">
+      <w:hyperlink r:id="rId15">
         <w:r>
           <w:rPr>
             <w:color w:val="0563C1"/>
@@ -499,7 +448,7 @@
         </w:rPr>
         <w:t>链接:</w:t>
       </w:r>
-      <w:hyperlink r:id="rId17">
+      <w:hyperlink r:id="rId16">
         <w:r>
           <w:rPr>
             <w:color w:val="0563C1"/>
@@ -550,7 +499,7 @@
         </w:rPr>
         <w:t>链接:</w:t>
       </w:r>
-      <w:hyperlink r:id="rId18">
+      <w:hyperlink r:id="rId17">
         <w:r>
           <w:rPr>
             <w:color w:val="0563C1"/>
@@ -601,7 +550,7 @@
         </w:rPr>
         <w:t>链接:</w:t>
       </w:r>
-      <w:hyperlink r:id="rId19">
+      <w:hyperlink r:id="rId18">
         <w:r>
           <w:rPr>
             <w:color w:val="0563C1"/>
@@ -652,7 +601,7 @@
         </w:rPr>
         <w:t>链接:</w:t>
       </w:r>
-      <w:hyperlink r:id="rId20">
+      <w:hyperlink r:id="rId19">
         <w:r>
           <w:rPr>
             <w:color w:val="0563C1"/>
@@ -703,7 +652,7 @@
         </w:rPr>
         <w:t>链接:</w:t>
       </w:r>
-      <w:hyperlink r:id="rId21">
+      <w:hyperlink r:id="rId20">
         <w:r>
           <w:rPr>
             <w:color w:val="0563C1"/>
@@ -754,7 +703,7 @@
         </w:rPr>
         <w:t>链接:</w:t>
       </w:r>
-      <w:hyperlink r:id="rId22">
+      <w:hyperlink r:id="rId21">
         <w:r>
           <w:rPr>
             <w:color w:val="0563C1"/>
@@ -805,7 +754,7 @@
         </w:rPr>
         <w:t>链接:</w:t>
       </w:r>
-      <w:hyperlink r:id="rId23">
+      <w:hyperlink r:id="rId22">
         <w:r>
           <w:rPr>
             <w:color w:val="0563C1"/>
@@ -835,7 +784,7 @@
           <w:color w:val="888888"/>
           <w:sz w:val="24"/>
         </w:rPr>
-        <w:t>端侧AI爆发前夜，巨头们把“赌注”押在智能眼镜上</w:t>
+        <w:t>OpenAI models are coming to Google Cloud</w:t>
       </w:r>
     </w:p>
     <w:p>
@@ -845,7 +794,58 @@
           <w:color w:val="888888"/>
           <w:sz w:val="18"/>
         </w:rPr>
-        <w:t>来源:Bing新闻 | 时间:10-22 00:13</w:t>
+        <w:t>来源:Hacker News | 时间:10-21 20:53</w:t>
+      </w:r>
+    </w:p>
+    <w:p>
+      <w:r>
+        <w:rPr>
+          <w:rFonts w:ascii="Times New Roman" w:hAnsi="Times New Roman" w:eastAsia="宋体"/>
+          <w:sz w:val="18"/>
+        </w:rPr>
+        <w:t>链接:</w:t>
+      </w:r>
+      <w:hyperlink r:id="rId23">
+        <w:r>
+          <w:rPr>
+            <w:color w:val="0563C1"/>
+            <w:u w:val="single"/>
+          </w:rPr>
+          <w:t>OpenAI models are coming to Google Cloud</w:t>
+        </w:r>
+      </w:hyperlink>
+    </w:p>
+    <w:p>
+      <w:pPr>
+        <w:pStyle w:val="Heading3"/>
+      </w:pPr>
+      <w:r>
+        <w:rPr>
+          <w:rFonts w:ascii="Times New Roman" w:hAnsi="Times New Roman" w:eastAsia="黑体"/>
+          <w:b w:val="0"/>
+          <w:color w:val="888888"/>
+          <w:sz w:val="24"/>
+        </w:rPr>
+        <w:t>【C级·参考】</w:t>
+      </w:r>
+      <w:r>
+        <w:rPr>
+          <w:rFonts w:ascii="Times New Roman" w:hAnsi="Times New Roman" w:eastAsia="黑体"/>
+          <w:b w:val="0"/>
+          <w:color w:val="888888"/>
+          <w:sz w:val="24"/>
+        </w:rPr>
+        <w:t>“AI垃圾横行”？8200款游戏冲爆Steam新品节，“玩家不满、开发者担忧”</w:t>
+      </w:r>
+    </w:p>
+    <w:p>
+      <w:r>
+        <w:rPr>
+          <w:rFonts w:ascii="Times New Roman" w:hAnsi="Times New Roman" w:eastAsia="宋体"/>
+          <w:color w:val="888888"/>
+          <w:sz w:val="18"/>
+        </w:rPr>
+        <w:t>来源:GameLook | 时间:10-21 09:39</w:t>
       </w:r>
     </w:p>
     <w:p>
@@ -862,7 +862,7 @@
             <w:color w:val="0563C1"/>
             <w:u w:val="single"/>
           </w:rPr>
-          <w:t>端侧AI爆发前夜，巨头们把“赌注”押在智能眼镜上</w:t>
+          <w:t>“AI垃圾横行”？8200款游戏冲爆Steam新品节，“玩家不满、开发者担忧”</w:t>
         </w:r>
       </w:hyperlink>
     </w:p>
@@ -1044,55 +1044,9 @@
       </w:r>
     </w:p>
     <w:p>
-      <w:pPr>
-        <w:pStyle w:val="Heading3"/>
-      </w:pPr>
       <w:r>
-        <w:rPr>
-          <w:rFonts w:ascii="Times New Roman" w:hAnsi="Times New Roman" w:eastAsia="黑体"/>
-          <w:b w:val="0"/>
-          <w:color w:val="888888"/>
-          <w:sz w:val="24"/>
-        </w:rPr>
-        <w:t>【C级·参考】</w:t>
+        <w:t>本线口暂无重要更新</w:t>
       </w:r>
-      <w:r>
-        <w:rPr>
-          <w:rFonts w:ascii="Times New Roman" w:hAnsi="Times New Roman" w:eastAsia="黑体"/>
-          <w:b w:val="0"/>
-          <w:color w:val="888888"/>
-          <w:sz w:val="24"/>
-        </w:rPr>
-        <w:t>特斯拉无人驾驶网约车首份安全报告发布：累计行驶 499 万公里无人受伤</w:t>
-      </w:r>
-    </w:p>
-    <w:p>
-      <w:r>
-        <w:rPr>
-          <w:rFonts w:ascii="Times New Roman" w:hAnsi="Times New Roman" w:eastAsia="宋体"/>
-          <w:color w:val="888888"/>
-          <w:sz w:val="18"/>
-        </w:rPr>
-        <w:t>来源:IT之家 | 时间:10-22 17:06</w:t>
-      </w:r>
-    </w:p>
-    <w:p>
-      <w:r>
-        <w:rPr>
-          <w:rFonts w:ascii="Times New Roman" w:hAnsi="Times New Roman" w:eastAsia="宋体"/>
-          <w:sz w:val="18"/>
-        </w:rPr>
-        <w:t>链接:</w:t>
-      </w:r>
-      <w:hyperlink r:id="rId28">
-        <w:r>
-          <w:rPr>
-            <w:color w:val="0563C1"/>
-            <w:u w:val="single"/>
-          </w:rPr>
-          <w:t>特斯拉无人驾驶网约车首份安全报告发布：累计行驶 499 万公里无人受伤</w:t>
-        </w:r>
-      </w:hyperlink>
     </w:p>
     <w:p>
       <w:pPr>
@@ -1104,6 +1058,23 @@
           <w:sz w:val="28"/>
         </w:rPr>
         <w:t>电商/直播/即时零售</w:t>
+      </w:r>
+    </w:p>
+    <w:p>
+      <w:r>
+        <w:t>本线口暂无重要更新</w:t>
+      </w:r>
+    </w:p>
+    <w:p>
+      <w:pPr>
+        <w:pStyle w:val="Heading2"/>
+      </w:pPr>
+      <w:r>
+        <w:rPr>
+          <w:rFonts w:ascii="Times New Roman" w:hAnsi="Times New Roman" w:eastAsia="黑体"/>
+          <w:sz w:val="28"/>
+        </w:rPr>
+        <w:t>游戏/电竞/平台公司</w:t>
       </w:r>
     </w:p>
     <w:p>
@@ -1126,7 +1097,7 @@
           <w:color w:val="888888"/>
           <w:sz w:val="24"/>
         </w:rPr>
-        <w:t>美团 / 淘宝闪购 / 顺丰 / 中通 / 曹操专车 / T3 / 滴滴等倡议：推进新就业形态人员参加基本医保</w:t>
+        <w:t>腾讯张军：已有超过 10 万名老师申领 WorkBuddy 教育公益版，覆盖全国 1467 个城市 4.5 万所学校</w:t>
       </w:r>
     </w:p>
     <w:p>
@@ -1136,7 +1107,7 @@
           <w:color w:val="888888"/>
           <w:sz w:val="18"/>
         </w:rPr>
-        <w:t>来源:IT之家 | 时间:10-22 17:09</w:t>
+        <w:t>来源:IT之家 | 时间:10-22 21:12</w:t>
       </w:r>
     </w:p>
     <w:p>
@@ -1147,27 +1118,15 @@
         </w:rPr>
         <w:t>链接:</w:t>
       </w:r>
-      <w:hyperlink r:id="rId29">
+      <w:hyperlink r:id="rId28">
         <w:r>
           <w:rPr>
             <w:color w:val="0563C1"/>
             <w:u w:val="single"/>
           </w:rPr>
-          <w:t>美团 / 淘宝闪购 / 顺丰 / 中通 / 曹操专车 / T3 / 滴滴等倡议：推进新就业形态人员参加基本医保</w:t>
+          <w:t>腾讯张军：已有超过 10 万名老师申领 WorkBuddy 教育公益版，覆盖全国 1467 个城市 4.5 万所学校</w:t>
         </w:r>
       </w:hyperlink>
-    </w:p>
-    <w:p>
-      <w:pPr>
-        <w:pStyle w:val="Heading2"/>
-      </w:pPr>
-      <w:r>
-        <w:rPr>
-          <w:rFonts w:ascii="Times New Roman" w:hAnsi="Times New Roman" w:eastAsia="黑体"/>
-          <w:sz w:val="28"/>
-        </w:rPr>
-        <w:t>游戏/电竞/平台公司</w:t>
-      </w:r>
     </w:p>
     <w:p>
       <w:pPr>
@@ -1210,7 +1169,7 @@
         </w:rPr>
         <w:t>链接:</w:t>
       </w:r>
-      <w:hyperlink r:id="rId30">
+      <w:hyperlink r:id="rId29">
         <w:r>
           <w:rPr>
             <w:color w:val="0563C1"/>
@@ -1261,7 +1220,7 @@
         </w:rPr>
         <w:t>链接:</w:t>
       </w:r>
-      <w:hyperlink r:id="rId31">
+      <w:hyperlink r:id="rId30">
         <w:r>
           <w:rPr>
             <w:color w:val="0563C1"/>
@@ -1312,115 +1271,13 @@
         </w:rPr>
         <w:t>链接:</w:t>
       </w:r>
-      <w:hyperlink r:id="rId32">
+      <w:hyperlink r:id="rId31">
         <w:r>
           <w:rPr>
             <w:color w:val="0563C1"/>
             <w:u w:val="single"/>
           </w:rPr>
           <w:t>Alinea Analytics：《影之刃零》游戏 Steam 预购销量达 50 万份，收入约 2400 万美元</w:t>
-        </w:r>
-      </w:hyperlink>
-    </w:p>
-    <w:p>
-      <w:pPr>
-        <w:pStyle w:val="Heading3"/>
-      </w:pPr>
-      <w:r>
-        <w:rPr>
-          <w:rFonts w:ascii="Times New Roman" w:hAnsi="Times New Roman" w:eastAsia="黑体"/>
-          <w:b w:val="0"/>
-          <w:color w:val="888888"/>
-          <w:sz w:val="24"/>
-        </w:rPr>
-        <w:t>【C级·参考】</w:t>
-      </w:r>
-      <w:r>
-        <w:rPr>
-          <w:rFonts w:ascii="Times New Roman" w:hAnsi="Times New Roman" w:eastAsia="黑体"/>
-          <w:b w:val="0"/>
-          <w:color w:val="888888"/>
-          <w:sz w:val="24"/>
-        </w:rPr>
-        <w:t>米哈游联合清华北大等高校发布开源 GameScaling 游戏模型，覆盖 0.8B 至 27B 参数规模</w:t>
-      </w:r>
-    </w:p>
-    <w:p>
-      <w:r>
-        <w:rPr>
-          <w:rFonts w:ascii="Times New Roman" w:hAnsi="Times New Roman" w:eastAsia="宋体"/>
-          <w:color w:val="888888"/>
-          <w:sz w:val="18"/>
-        </w:rPr>
-        <w:t>来源:IT之家 | 时间:10-22 17:19</w:t>
-      </w:r>
-    </w:p>
-    <w:p>
-      <w:r>
-        <w:rPr>
-          <w:rFonts w:ascii="Times New Roman" w:hAnsi="Times New Roman" w:eastAsia="宋体"/>
-          <w:sz w:val="18"/>
-        </w:rPr>
-        <w:t>链接:</w:t>
-      </w:r>
-      <w:hyperlink r:id="rId33">
-        <w:r>
-          <w:rPr>
-            <w:color w:val="0563C1"/>
-            <w:u w:val="single"/>
-          </w:rPr>
-          <w:t>米哈游联合清华北大等高校发布开源 GameScaling 游戏模型，覆盖 0.8B 至 27B 参数规模</w:t>
-        </w:r>
-      </w:hyperlink>
-    </w:p>
-    <w:p>
-      <w:pPr>
-        <w:pStyle w:val="Heading3"/>
-      </w:pPr>
-      <w:r>
-        <w:rPr>
-          <w:rFonts w:ascii="Times New Roman" w:hAnsi="Times New Roman" w:eastAsia="黑体"/>
-          <w:b w:val="0"/>
-          <w:color w:val="888888"/>
-          <w:sz w:val="24"/>
-        </w:rPr>
-        <w:t>【C级·参考】</w:t>
-      </w:r>
-      <w:r>
-        <w:rPr>
-          <w:rFonts w:ascii="Times New Roman" w:hAnsi="Times New Roman" w:eastAsia="黑体"/>
-          <w:b w:val="0"/>
-          <w:color w:val="888888"/>
-          <w:sz w:val="24"/>
-        </w:rPr>
-        <w:t>腾讯客服称微信目前已适配 iPhone Duo，后续还会推出相关更新并持续提升使用体验</w:t>
-      </w:r>
-    </w:p>
-    <w:p>
-      <w:r>
-        <w:rPr>
-          <w:rFonts w:ascii="Times New Roman" w:hAnsi="Times New Roman" w:eastAsia="宋体"/>
-          <w:color w:val="888888"/>
-          <w:sz w:val="18"/>
-        </w:rPr>
-        <w:t>来源:IT之家 | 时间:10-22 16:50</w:t>
-      </w:r>
-    </w:p>
-    <w:p>
-      <w:r>
-        <w:rPr>
-          <w:rFonts w:ascii="Times New Roman" w:hAnsi="Times New Roman" w:eastAsia="宋体"/>
-          <w:sz w:val="18"/>
-        </w:rPr>
-        <w:t>链接:</w:t>
-      </w:r>
-      <w:hyperlink r:id="rId34">
-        <w:r>
-          <w:rPr>
-            <w:color w:val="0563C1"/>
-            <w:u w:val="single"/>
-          </w:rPr>
-          <w:t>腾讯客服称微信目前已适配 iPhone Duo，后续还会推出相关更新并持续提升使用体验</w:t>
         </w:r>
       </w:hyperlink>
     </w:p>
@@ -1465,7 +1322,7 @@
         </w:rPr>
         <w:t>链接:</w:t>
       </w:r>
-      <w:hyperlink r:id="rId35">
+      <w:hyperlink r:id="rId32">
         <w:r>
           <w:rPr>
             <w:color w:val="0563C1"/>
@@ -1516,7 +1373,7 @@
         </w:rPr>
         <w:t>链接:</w:t>
       </w:r>
-      <w:hyperlink r:id="rId36">
+      <w:hyperlink r:id="rId33">
         <w:r>
           <w:rPr>
             <w:color w:val="0563C1"/>
@@ -1567,13 +1424,166 @@
         </w:rPr>
         <w:t>链接:</w:t>
       </w:r>
+      <w:hyperlink r:id="rId34">
+        <w:r>
+          <w:rPr>
+            <w:color w:val="0563C1"/>
+            <w:u w:val="single"/>
+          </w:rPr>
+          <w:t>吹哥亲述“疯狂十年”！自研语言、自研引擎、烧光2亿，“下款游戏会容易点”</w:t>
+        </w:r>
+      </w:hyperlink>
+    </w:p>
+    <w:p>
+      <w:pPr>
+        <w:pStyle w:val="Heading3"/>
+      </w:pPr>
+      <w:r>
+        <w:rPr>
+          <w:rFonts w:ascii="Times New Roman" w:hAnsi="Times New Roman" w:eastAsia="黑体"/>
+          <w:b w:val="0"/>
+          <w:color w:val="888888"/>
+          <w:sz w:val="24"/>
+        </w:rPr>
+        <w:t>【C级·参考】</w:t>
+      </w:r>
+      <w:r>
+        <w:rPr>
+          <w:rFonts w:ascii="Times New Roman" w:hAnsi="Times New Roman" w:eastAsia="黑体"/>
+          <w:b w:val="0"/>
+          <w:color w:val="888888"/>
+          <w:sz w:val="24"/>
+        </w:rPr>
+        <w:t>大厂参投瑞典游戏公司Liquid Swords破产，《正当防卫》前总监创业失败</w:t>
+      </w:r>
+    </w:p>
+    <w:p>
+      <w:r>
+        <w:rPr>
+          <w:rFonts w:ascii="Times New Roman" w:hAnsi="Times New Roman" w:eastAsia="宋体"/>
+          <w:color w:val="888888"/>
+          <w:sz w:val="18"/>
+        </w:rPr>
+        <w:t>来源:GameLook | 时间:10-21 10:10</w:t>
+      </w:r>
+    </w:p>
+    <w:p>
+      <w:r>
+        <w:rPr>
+          <w:rFonts w:ascii="Times New Roman" w:hAnsi="Times New Roman" w:eastAsia="宋体"/>
+          <w:sz w:val="18"/>
+        </w:rPr>
+        <w:t>链接:</w:t>
+      </w:r>
+      <w:hyperlink r:id="rId35">
+        <w:r>
+          <w:rPr>
+            <w:color w:val="0563C1"/>
+            <w:u w:val="single"/>
+          </w:rPr>
+          <w:t>大厂参投瑞典游戏公司Liquid Swords破产，《正当防卫》前总监创业失败</w:t>
+        </w:r>
+      </w:hyperlink>
+    </w:p>
+    <w:p>
+      <w:pPr>
+        <w:pStyle w:val="Heading3"/>
+      </w:pPr>
+      <w:r>
+        <w:rPr>
+          <w:rFonts w:ascii="Times New Roman" w:hAnsi="Times New Roman" w:eastAsia="黑体"/>
+          <w:b w:val="0"/>
+          <w:color w:val="888888"/>
+          <w:sz w:val="24"/>
+        </w:rPr>
+        <w:t>【C级·参考】</w:t>
+      </w:r>
+      <w:r>
+        <w:rPr>
+          <w:rFonts w:ascii="Times New Roman" w:hAnsi="Times New Roman" w:eastAsia="黑体"/>
+          <w:b w:val="0"/>
+          <w:color w:val="888888"/>
+          <w:sz w:val="24"/>
+        </w:rPr>
+        <w:t>腾讯子公司Key社发公告，麻枝准确诊咽癌：放弃积极治疗、继续做游戏</w:t>
+      </w:r>
+    </w:p>
+    <w:p>
+      <w:r>
+        <w:rPr>
+          <w:rFonts w:ascii="Times New Roman" w:hAnsi="Times New Roman" w:eastAsia="宋体"/>
+          <w:color w:val="888888"/>
+          <w:sz w:val="18"/>
+        </w:rPr>
+        <w:t>来源:GameLook | 时间:10-21 09:38</w:t>
+      </w:r>
+    </w:p>
+    <w:p>
+      <w:r>
+        <w:rPr>
+          <w:rFonts w:ascii="Times New Roman" w:hAnsi="Times New Roman" w:eastAsia="宋体"/>
+          <w:sz w:val="18"/>
+        </w:rPr>
+        <w:t>链接:</w:t>
+      </w:r>
+      <w:hyperlink r:id="rId36">
+        <w:r>
+          <w:rPr>
+            <w:color w:val="0563C1"/>
+            <w:u w:val="single"/>
+          </w:rPr>
+          <w:t>腾讯子公司Key社发公告，麻枝准确诊咽癌：放弃积极治疗、继续做游戏</w:t>
+        </w:r>
+      </w:hyperlink>
+    </w:p>
+    <w:p>
+      <w:pPr>
+        <w:pStyle w:val="Heading3"/>
+      </w:pPr>
+      <w:r>
+        <w:rPr>
+          <w:rFonts w:ascii="Times New Roman" w:hAnsi="Times New Roman" w:eastAsia="黑体"/>
+          <w:b w:val="0"/>
+          <w:color w:val="888888"/>
+          <w:sz w:val="24"/>
+        </w:rPr>
+        <w:t>【C级·参考】</w:t>
+      </w:r>
+      <w:r>
+        <w:rPr>
+          <w:rFonts w:ascii="Times New Roman" w:hAnsi="Times New Roman" w:eastAsia="黑体"/>
+          <w:b w:val="0"/>
+          <w:color w:val="888888"/>
+          <w:sz w:val="24"/>
+        </w:rPr>
+        <w:t>惨不忍睹！过去四年，游戏人工资下降13%，美国薪资购买力暴减23%</w:t>
+      </w:r>
+    </w:p>
+    <w:p>
+      <w:r>
+        <w:rPr>
+          <w:rFonts w:ascii="Times New Roman" w:hAnsi="Times New Roman" w:eastAsia="宋体"/>
+          <w:color w:val="888888"/>
+          <w:sz w:val="18"/>
+        </w:rPr>
+        <w:t>来源:GameLook | 时间:10-21 09:19</w:t>
+      </w:r>
+    </w:p>
+    <w:p>
+      <w:r>
+        <w:rPr>
+          <w:rFonts w:ascii="Times New Roman" w:hAnsi="Times New Roman" w:eastAsia="宋体"/>
+          <w:sz w:val="18"/>
+        </w:rPr>
+        <w:t>链接:</w:t>
+      </w:r>
       <w:hyperlink r:id="rId37">
         <w:r>
           <w:rPr>
             <w:color w:val="0563C1"/>
             <w:u w:val="single"/>
           </w:rPr>
-          <w:t>吹哥亲述“疯狂十年”！自研语言、自研引擎、烧光2亿，“下款游戏会容易点”</w:t>
+          <w:t>惨不忍睹！过去四年，游戏人工资下降13%，美国薪资购买力暴减23%</w:t>
         </w:r>
       </w:hyperlink>
     </w:p>
@@ -1666,7 +1676,7 @@
           <w:rFonts w:ascii="Times New Roman" w:hAnsi="Times New Roman" w:eastAsia="宋体"/>
           <w:sz w:val="18"/>
         </w:rPr>
-        <w:t>IT之家(60)、GameLook(17)、HackerNews(7)、Bing新闻(7)</w:t>
+        <w:t>IT之家(60)、GameLook(17)、HackerNews(7)、Bing新闻(8)</w:t>
       </w:r>
     </w:p>
     <w:p>
